--- a/courseware/LP-Agentic AI for Business Process Automation.docx
+++ b/courseware/LP-Agentic AI for Business Process Automation.docx
@@ -218,7 +218,7 @@
           <w:color w:val="1F6FEB"/>
           <w:sz w:val="24"/>
         </w:rPr>
-        <w:t>Version 1.1</w:t>
+        <w:t>Version 1.2</w:t>
       </w:r>
     </w:p>
     <w:p>
@@ -420,6 +420,64 @@
                 <w:sz w:val="19"/>
               </w:rPr>
               <w:t>Day 2 rescheduled so the final assessment follows instruction within the training day; daily timing now driven from a single source shared with the slide deck; assessment time stated separately from instructional time.</w:t>
+            </w:r>
+          </w:p>
+        </w:tc>
+        <w:tc>
+          <w:tcPr>
+            <w:tcW w:type="dxa" w:w="2160"/>
+          </w:tcPr>
+          <w:p>
+            <w:r/>
+            <w:r>
+              <w:rPr>
+                <w:sz w:val="19"/>
+              </w:rPr>
+              <w:t>Dr. Alfred Ang</w:t>
+            </w:r>
+          </w:p>
+        </w:tc>
+      </w:tr>
+      <w:tr>
+        <w:tc>
+          <w:tcPr>
+            <w:tcW w:type="dxa" w:w="2160"/>
+          </w:tcPr>
+          <w:p>
+            <w:r/>
+            <w:r>
+              <w:rPr>
+                <w:sz w:val="19"/>
+              </w:rPr>
+              <w:t>1.2</w:t>
+            </w:r>
+          </w:p>
+        </w:tc>
+        <w:tc>
+          <w:tcPr>
+            <w:tcW w:type="dxa" w:w="2160"/>
+          </w:tcPr>
+          <w:p>
+            <w:r/>
+            <w:r>
+              <w:rPr>
+                <w:sz w:val="19"/>
+              </w:rPr>
+              <w:t>1 August 2026</w:t>
+            </w:r>
+          </w:p>
+        </w:tc>
+        <w:tc>
+          <w:tcPr>
+            <w:tcW w:type="dxa" w:w="2160"/>
+          </w:tcPr>
+          <w:p>
+            <w:r/>
+            <w:r>
+              <w:rPr>
+                <w:sz w:val="19"/>
+              </w:rPr>
+              <w:t>Added a screenshot of each lab's application — the four lab websites with their chat widgets open, plus the Lab 1 n8n canvas and sample flyer — to the slide deck and the Learner Guide.</w:t>
             </w:r>
           </w:p>
         </w:tc>
@@ -1892,7 +1950,7 @@
                 <w:b w:val="0"/>
                 <w:sz w:val="19"/>
               </w:rPr>
-              <w:t>Hands-on Lab 1 — Lab 1 — n8n Trigger and Action (Event Flyer with QR Code). Slides 44–58</w:t>
+              <w:t>Hands-on Lab 1 — Lab 1 — n8n Trigger and Action (Event Flyer with QR Code). Slides 44–60</w:t>
             </w:r>
           </w:p>
         </w:tc>
@@ -1995,7 +2053,7 @@
                 <w:b w:val="0"/>
                 <w:sz w:val="19"/>
               </w:rPr>
-              <w:t>Hands-on Lab 2 — Lab 2 — Webhook and AI Agent (Marina Trust Bank Onboarding). Slides 59–74</w:t>
+              <w:t>Hands-on Lab 2 — Lab 2 — Webhook and AI Agent (Marina Trust Bank Onboarding). Slides 61–77</w:t>
             </w:r>
           </w:p>
         </w:tc>
@@ -2241,7 +2299,7 @@
                 <w:b/>
                 <w:sz w:val="19"/>
               </w:rPr>
-              <w:t>Topic 2 — Agentic Chatbot and Human in the Loop: what an agentic workflow is, rule-based vs agentic automation, safe chatbot design and memory. Slides 76–81</w:t>
+              <w:t>Topic 2 — Agentic Chatbot and Human in the Loop: what an agentic workflow is, rule-based vs agentic automation, safe chatbot design and memory. Slides 79–84</w:t>
             </w:r>
           </w:p>
         </w:tc>
@@ -2344,7 +2402,7 @@
                 <w:b w:val="0"/>
                 <w:sz w:val="19"/>
               </w:rPr>
-              <w:t>Hands-on Lab 3 — Lab 3 — Chatbot Webhook (Investment Advisor): the contact gate and the four compliance probes. Slides 87–101</w:t>
+              <w:t>Hands-on Lab 3 — Lab 3 — Chatbot Webhook (Investment Advisor): the contact gate and the four compliance probes. Slides 90–105</w:t>
             </w:r>
           </w:p>
         </w:tc>
@@ -2450,7 +2508,7 @@
                 <w:b/>
                 <w:sz w:val="19"/>
               </w:rPr>
-              <w:t>Topic 2 (continued) — Human in the loop: when a human belongs in the workflow, the approval pattern and building the accountability trail. Slides 82–85</w:t>
+              <w:t>Topic 2 (continued) — Human in the loop: when a human belongs in the workflow, the approval pattern and building the accountability trail. Slides 85–88</w:t>
             </w:r>
           </w:p>
         </w:tc>
@@ -2500,7 +2558,7 @@
                 <w:b w:val="0"/>
                 <w:sz w:val="19"/>
               </w:rPr>
-              <w:t>Hands-on Lab 4 — Lab 4 — Human in the Loop (Client Rapport Assistant): the approve and decline paths. Slides 102–119</w:t>
+              <w:t>Hands-on Lab 4 — Lab 4 — Human in the Loop (Client Rapport Assistant): the approve and decline paths. Slides 106–124</w:t>
             </w:r>
           </w:p>
         </w:tc>
@@ -2606,7 +2664,7 @@
                 <w:b/>
                 <w:sz w:val="19"/>
               </w:rPr>
-              <w:t>Topic 3 — Retrieval-Augmented Generation: tokenization, embeddings, vector stores, chunking and grounding against hallucination. Slides 121–131</w:t>
+              <w:t>Topic 3 — Retrieval-Augmented Generation: tokenization, embeddings, vector stores, chunking and grounding against hallucination. Slides 126–136</w:t>
             </w:r>
           </w:p>
         </w:tc>
@@ -2656,7 +2714,7 @@
                 <w:b w:val="0"/>
                 <w:sz w:val="19"/>
               </w:rPr>
-              <w:t>Hands-on Lab 5 — Lab 5 — RAG Customer Care Chatbot (Cook &amp; Bake Academy): ingestion and the grounded chatbot. Slides 133–152</w:t>
+              <w:t>Hands-on Lab 5 — Lab 5 — RAG Customer Care Chatbot (Cook &amp; Bake Academy): ingestion and the grounded chatbot. Slides 138–158</w:t>
             </w:r>
           </w:p>
         </w:tc>
@@ -2709,7 +2767,7 @@
                 <w:b w:val="0"/>
                 <w:sz w:val="19"/>
               </w:rPr>
-              <w:t>Course recap, taking it back to work, Q&amp;A. Slides 154–156</w:t>
+              <w:t>Course recap, taking it back to work, Q&amp;A. Slides 160–162</w:t>
             </w:r>
           </w:p>
         </w:tc>
@@ -3050,7 +3108,7 @@
                 <w:b w:val="0"/>
                 <w:sz w:val="19"/>
               </w:rPr>
-              <w:t>Slides 29–75</w:t>
+              <w:t>Slides 29–78</w:t>
             </w:r>
           </w:p>
         </w:tc>
@@ -3118,7 +3176,7 @@
                 <w:b w:val="0"/>
                 <w:sz w:val="19"/>
               </w:rPr>
-              <w:t>Slides 76–120</w:t>
+              <w:t>Slides 79–125</w:t>
             </w:r>
           </w:p>
         </w:tc>
@@ -3186,7 +3244,7 @@
                 <w:b w:val="0"/>
                 <w:sz w:val="19"/>
               </w:rPr>
-              <w:t>Slides 121–153</w:t>
+              <w:t>Slides 126–159</w:t>
             </w:r>
           </w:p>
         </w:tc>

--- a/courseware/LP-Agentic AI for Business Process Automation.docx
+++ b/courseware/LP-Agentic AI for Business Process Automation.docx
@@ -1950,7 +1950,7 @@
                 <w:b w:val="0"/>
                 <w:sz w:val="19"/>
               </w:rPr>
-              <w:t>Hands-on Lab 1 — Lab 1 — n8n Trigger and Action (Event Flyer with QR Code). Slides 44–60</w:t>
+              <w:t>Hands-on Lab 1 — n8n Trigger and Action (Event Flyer with QR Code). Slides 44–60</w:t>
             </w:r>
           </w:p>
         </w:tc>
@@ -2053,7 +2053,7 @@
                 <w:b w:val="0"/>
                 <w:sz w:val="19"/>
               </w:rPr>
-              <w:t>Hands-on Lab 2 — Lab 2 — Webhook and AI Agent (Marina Trust Bank Onboarding). Slides 61–77</w:t>
+              <w:t>Hands-on Lab 2 — Webhook and AI Agent (Marina Trust Bank Onboarding). Slides 61–77</w:t>
             </w:r>
           </w:p>
         </w:tc>
@@ -2402,7 +2402,7 @@
                 <w:b w:val="0"/>
                 <w:sz w:val="19"/>
               </w:rPr>
-              <w:t>Hands-on Lab 3 — Lab 3 — Chatbot Webhook (Investment Advisor): the contact gate and the four compliance probes. Slides 90–105</w:t>
+              <w:t>Hands-on Lab 3 — Chatbot Webhook (Investment Advisor): the contact gate and the four compliance probes. Slides 90–105</w:t>
             </w:r>
           </w:p>
         </w:tc>
@@ -2558,7 +2558,7 @@
                 <w:b w:val="0"/>
                 <w:sz w:val="19"/>
               </w:rPr>
-              <w:t>Hands-on Lab 4 — Lab 4 — Human in the Loop (Client Rapport Assistant): the approve and decline paths. Slides 106–124</w:t>
+              <w:t>Hands-on Lab 4 — Human in the Loop (Client Rapport Assistant): the approve and decline paths. Slides 106–124</w:t>
             </w:r>
           </w:p>
         </w:tc>
@@ -2714,7 +2714,7 @@
                 <w:b w:val="0"/>
                 <w:sz w:val="19"/>
               </w:rPr>
-              <w:t>Hands-on Lab 5 — Lab 5 — RAG Customer Care Chatbot (Cook &amp; Bake Academy): ingestion and the grounded chatbot. Slides 138–158</w:t>
+              <w:t>Hands-on Lab 5 — RAG Customer Care Chatbot (Cook &amp; Bake Academy): ingestion and the grounded chatbot. Slides 138–158</w:t>
             </w:r>
           </w:p>
         </w:tc>

--- a/courseware/LP-Agentic AI for Business Process Automation.docx
+++ b/courseware/LP-Agentic AI for Business Process Automation.docx
@@ -218,7 +218,7 @@
           <w:color w:val="1F6FEB"/>
           <w:sz w:val="24"/>
         </w:rPr>
-        <w:t>Version 1.2</w:t>
+        <w:t>Version 2.0</w:t>
       </w:r>
     </w:p>
     <w:p>
@@ -496,11 +496,70 @@
           </w:p>
         </w:tc>
       </w:tr>
+      <w:tr>
+        <w:tc>
+          <w:tcPr>
+            <w:tcW w:type="dxa" w:w="2160"/>
+          </w:tcPr>
+          <w:p>
+            <w:r/>
+            <w:r>
+              <w:rPr>
+                <w:sz w:val="19"/>
+              </w:rPr>
+              <w:t>2.0</w:t>
+            </w:r>
+          </w:p>
+        </w:tc>
+        <w:tc>
+          <w:tcPr>
+            <w:tcW w:type="dxa" w:w="2160"/>
+          </w:tcPr>
+          <w:p>
+            <w:r/>
+            <w:r>
+              <w:rPr>
+                <w:sz w:val="19"/>
+              </w:rPr>
+              <w:t>8 August 2026</w:t>
+            </w:r>
+          </w:p>
+        </w:tc>
+        <w:tc>
+          <w:tcPr>
+            <w:tcW w:type="dxa" w:w="2160"/>
+          </w:tcPr>
+          <w:p>
+            <w:r/>
+            <w:r>
+              <w:rPr>
+                <w:sz w:val="19"/>
+              </w:rPr>
+              <w:t>Slide deck restyled to the house reference format (visual concept cards, chevron flow strips, comparison panels and takeaway bands). Lab step slides removed from the deck; the click-by-click steps now live only in the Learner Guide, and each lab carries a rendered screenshot of its own n8n canvas. Concept coverage expanded: trigger nodes, data-processing nodes, the four components of an AI agent, instruction design, model parameters, MCP, webhooks (GET/POST, Test vs Production URL) and human-in-the-loop with guardrails.</w:t>
+            </w:r>
+          </w:p>
+        </w:tc>
+        <w:tc>
+          <w:tcPr>
+            <w:tcW w:type="dxa" w:w="2160"/>
+          </w:tcPr>
+          <w:p>
+            <w:r/>
+            <w:r>
+              <w:rPr>
+                <w:sz w:val="19"/>
+              </w:rPr>
+              <w:t>Dr. Alfred Ang</w:t>
+            </w:r>
+          </w:p>
+        </w:tc>
+      </w:tr>
     </w:tbl>
     <w:p>
-      <w:r>
-        <w:br w:type="page"/>
-      </w:r>
+      <w:pPr>
+        <w:pageBreakBefore/>
+        <w:spacing w:after="0"/>
+      </w:pPr>
     </w:p>
     <w:p>
       <w:pPr>
@@ -670,9 +729,10 @@
       </w:r>
     </w:p>
     <w:p>
-      <w:r>
-        <w:br w:type="page"/>
-      </w:r>
+      <w:pPr>
+        <w:pageBreakBefore/>
+        <w:spacing w:after="0"/>
+      </w:pPr>
     </w:p>
     <w:p>
       <w:pPr>
@@ -847,7 +907,7 @@
               <w:rPr>
                 <w:sz w:val="20"/>
               </w:rPr>
-              <w:t>2 days · 7 training hours per day (14 hours)</w:t>
+              <w:t>2 days · 8 training hours per day (16 hours)</w:t>
             </w:r>
           </w:p>
         </w:tc>
@@ -879,7 +939,7 @@
               <w:rPr>
                 <w:sz w:val="20"/>
               </w:rPr>
-              <w:t>Day 1: 9:30 am – 6:00 pm.  Day 2: 9:00 am – 5:30 pm instruction, assessment to 7:45 pm.  A 1-hour lunch and two 15-minute tea breaks, additional to instructional time.</w:t>
+              <w:t>Day 1: 9:30 am – 6:30 pm.  Day 2: 9:30 am – 6:30 pm instruction, assessment to 8:45 pm.  Each day is 8 instructional hours: a 1-hour lunch is excluded, and the two 15-minute tea breaks are counted within the instructional time.</w:t>
             </w:r>
           </w:p>
         </w:tc>
@@ -1688,7 +1748,7 @@
                 <w:b/>
                 <w:sz w:val="19"/>
               </w:rPr>
-              <w:t>Foundation — Why agentic AI: the evolution of AI, agentic vs generative AI, from RPA to Agentic Process Automation, business value and use cases. Slides 20–28</w:t>
+              <w:t>Foundation — Why agentic AI: the evolution of AI, agentic vs generative AI, from RPA to Agentic Process Automation, business value and use cases. Slides 20–26</w:t>
             </w:r>
           </w:p>
         </w:tc>
@@ -1794,7 +1854,7 @@
                 <w:b/>
                 <w:sz w:val="19"/>
               </w:rPr>
-              <w:t>Topic 1 — Overview of n8n and AI Agents: what n8n is, hosting options, credentials, nodes, triggers and actions, JSON and expressions, execution modes. Slides 29–37</w:t>
+              <w:t>Topic 1 — Overview of n8n and AI Agents: what n8n is, hosting options, credentials, node types, trigger nodes, data-processing nodes, JSON and expressions, execution modes. Slides 27–39</w:t>
             </w:r>
           </w:p>
         </w:tc>
@@ -1866,7 +1926,7 @@
                 <w:b/>
                 <w:sz w:val="19"/>
               </w:rPr>
-              <w:t>13:30–14:15</w:t>
+              <w:t>13:30–14:45</w:t>
             </w:r>
           </w:p>
         </w:tc>
@@ -1883,7 +1943,7 @@
                 <w:b w:val="0"/>
                 <w:sz w:val="19"/>
               </w:rPr>
-              <w:t>45 min</w:t>
+              <w:t>75 min</w:t>
             </w:r>
           </w:p>
         </w:tc>
@@ -1900,7 +1960,7 @@
                 <w:b/>
                 <w:sz w:val="19"/>
               </w:rPr>
-              <w:t>Topic 1 (continued) — What is an AI agent: model, system instruction, memory and tools; webhooks as the front door; structured output. Slides 38–42</w:t>
+              <w:t>Topic 1 (continued) — AI agents: the four components (model, memory, tools, instructions), popular LLM providers, model parameters and temperature, instruction design with worked examples, and MCP. Slides 40–49</w:t>
             </w:r>
           </w:p>
         </w:tc>
@@ -1909,6 +1969,24 @@
         <w:tc>
           <w:tcPr>
             <w:tcW w:type="dxa" w:w="1440"/>
+            <w:shd w:val="clear" w:color="auto" w:fill="E8F0FE"/>
+          </w:tcPr>
+          <w:p>
+            <w:r/>
+            <w:r>
+              <w:rPr>
+                <w:rFonts w:ascii="Arial" w:hAnsi="Arial"/>
+                <w:b/>
+                <w:sz w:val="19"/>
+              </w:rPr>
+              <w:t>14:45–15:45</w:t>
+            </w:r>
+          </w:p>
+        </w:tc>
+        <w:tc>
+          <w:tcPr>
+            <w:tcW w:type="dxa" w:w="1152"/>
+            <w:shd w:val="clear" w:color="auto" w:fill="E8F0FE"/>
           </w:tcPr>
           <w:p>
             <w:r/>
@@ -1918,39 +1996,24 @@
                 <w:b w:val="0"/>
                 <w:sz w:val="19"/>
               </w:rPr>
-              <w:t>14:15–15:30</w:t>
+              <w:t>60 min</w:t>
             </w:r>
           </w:p>
         </w:tc>
         <w:tc>
           <w:tcPr>
-            <w:tcW w:type="dxa" w:w="1152"/>
+            <w:tcW w:type="dxa" w:w="7056"/>
+            <w:shd w:val="clear" w:color="auto" w:fill="E8F0FE"/>
           </w:tcPr>
           <w:p>
             <w:r/>
             <w:r>
               <w:rPr>
                 <w:rFonts w:ascii="Arial" w:hAnsi="Arial"/>
-                <w:b w:val="0"/>
+                <w:b/>
                 <w:sz w:val="19"/>
               </w:rPr>
-              <w:t>75 min</w:t>
-            </w:r>
-          </w:p>
-        </w:tc>
-        <w:tc>
-          <w:tcPr>
-            <w:tcW w:type="dxa" w:w="7056"/>
-          </w:tcPr>
-          <w:p>
-            <w:r/>
-            <w:r>
-              <w:rPr>
-                <w:rFonts w:ascii="Arial" w:hAnsi="Arial"/>
-                <w:b w:val="0"/>
-                <w:sz w:val="19"/>
-              </w:rPr>
-              <w:t>Hands-on Lab 1 — n8n Trigger and Action (Event Flyer with QR Code). Slides 44–60</w:t>
+              <w:t>Topic 1 (continued) — Webhooks: the inbound URL, webhook vs HTTP Request, GET vs POST, Test vs Production URL, webhook configuration and structured output. Slides 50–57</w:t>
             </w:r>
           </w:p>
         </w:tc>
@@ -1969,7 +2032,7 @@
                 <w:b w:val="0"/>
                 <w:sz w:val="19"/>
               </w:rPr>
-              <w:t>15:30–15:45</w:t>
+              <w:t>15:45–16:00</w:t>
             </w:r>
           </w:p>
         </w:tc>
@@ -2021,7 +2084,7 @@
                 <w:b w:val="0"/>
                 <w:sz w:val="19"/>
               </w:rPr>
-              <w:t>15:45–17:30</w:t>
+              <w:t>16:00–17:00</w:t>
             </w:r>
           </w:p>
         </w:tc>
@@ -2037,7 +2100,7 @@
                 <w:b w:val="0"/>
                 <w:sz w:val="19"/>
               </w:rPr>
-              <w:t>105 min</w:t>
+              <w:t>60 min</w:t>
             </w:r>
           </w:p>
         </w:tc>
@@ -2053,7 +2116,57 @@
                 <w:b w:val="0"/>
                 <w:sz w:val="19"/>
               </w:rPr>
-              <w:t>Hands-on Lab 2 — Webhook and AI Agent (Marina Trust Bank Onboarding). Slides 61–77</w:t>
+              <w:t>Hands-on Lab 1 — n8n Trigger and Action (Event Flyer with QR Code). Slides 58–61</w:t>
+            </w:r>
+          </w:p>
+        </w:tc>
+      </w:tr>
+      <w:tr>
+        <w:tc>
+          <w:tcPr>
+            <w:tcW w:type="dxa" w:w="1440"/>
+          </w:tcPr>
+          <w:p>
+            <w:r/>
+            <w:r>
+              <w:rPr>
+                <w:rFonts w:ascii="Arial" w:hAnsi="Arial"/>
+                <w:b w:val="0"/>
+                <w:sz w:val="19"/>
+              </w:rPr>
+              <w:t>17:00–18:15</w:t>
+            </w:r>
+          </w:p>
+        </w:tc>
+        <w:tc>
+          <w:tcPr>
+            <w:tcW w:type="dxa" w:w="1152"/>
+          </w:tcPr>
+          <w:p>
+            <w:r/>
+            <w:r>
+              <w:rPr>
+                <w:rFonts w:ascii="Arial" w:hAnsi="Arial"/>
+                <w:b w:val="0"/>
+                <w:sz w:val="19"/>
+              </w:rPr>
+              <w:t>75 min</w:t>
+            </w:r>
+          </w:p>
+        </w:tc>
+        <w:tc>
+          <w:tcPr>
+            <w:tcW w:type="dxa" w:w="7056"/>
+          </w:tcPr>
+          <w:p>
+            <w:r/>
+            <w:r>
+              <w:rPr>
+                <w:rFonts w:ascii="Arial" w:hAnsi="Arial"/>
+                <w:b w:val="0"/>
+                <w:sz w:val="19"/>
+              </w:rPr>
+              <w:t>Hands-on Lab 2 — Webhook and AI Agent (Marina Trust Bank Onboarding). Slides 62–64</w:t>
             </w:r>
           </w:p>
         </w:tc>
@@ -2072,7 +2185,7 @@
                 <w:b w:val="0"/>
                 <w:sz w:val="19"/>
               </w:rPr>
-              <w:t>17:30–18:00</w:t>
+              <w:t>18:15–18:30</w:t>
             </w:r>
           </w:p>
         </w:tc>
@@ -2089,7 +2202,7 @@
                 <w:b w:val="0"/>
                 <w:sz w:val="19"/>
               </w:rPr>
-              <w:t>30 min</w:t>
+              <w:t>15 min</w:t>
             </w:r>
           </w:p>
         </w:tc>
@@ -2119,7 +2232,7 @@
           <w:color w:val="555B66"/>
           <w:sz w:val="19"/>
         </w:rPr>
-        <w:t>Instructional time: 420 minutes (7 hours).  Tea breaks and lunch are additional to instructional time.</w:t>
+        <w:t>Instructional time: 480 minutes (8 hours).  The day runs 9:30 am - 6:30 pm: the 1-hour lunch is excluded from instructional time and the tea breaks are counted within it.</w:t>
       </w:r>
     </w:p>
     <w:p>
@@ -2212,7 +2325,7 @@
                 <w:b w:val="0"/>
                 <w:sz w:val="19"/>
               </w:rPr>
-              <w:t>9:00–9:15</w:t>
+              <w:t>9:30–9:45</w:t>
             </w:r>
           </w:p>
         </w:tc>
@@ -2265,7 +2378,7 @@
                 <w:b/>
                 <w:sz w:val="19"/>
               </w:rPr>
-              <w:t>9:15–10:15</w:t>
+              <w:t>9:45–11:00</w:t>
             </w:r>
           </w:p>
         </w:tc>
@@ -2282,7 +2395,7 @@
                 <w:b w:val="0"/>
                 <w:sz w:val="19"/>
               </w:rPr>
-              <w:t>60 min</w:t>
+              <w:t>75 min</w:t>
             </w:r>
           </w:p>
         </w:tc>
@@ -2299,7 +2412,7 @@
                 <w:b/>
                 <w:sz w:val="19"/>
               </w:rPr>
-              <w:t>Topic 2 — Agentic Chatbot and Human in the Loop: what an agentic workflow is, rule-based vs agentic automation, safe chatbot design and memory. Slides 79–84</w:t>
+              <w:t>Topic 2 — Agentic Chatbot and Human in the Loop: human in, on and out of the loop; how an approval suspends a running workflow; when a human belongs in the workflow; and guardrails. Slides 66–70</w:t>
             </w:r>
           </w:p>
         </w:tc>
@@ -2318,7 +2431,7 @@
                 <w:b w:val="0"/>
                 <w:sz w:val="19"/>
               </w:rPr>
-              <w:t>10:15–10:30</w:t>
+              <w:t>11:00–11:15</w:t>
             </w:r>
           </w:p>
         </w:tc>
@@ -2370,7 +2483,7 @@
                 <w:b w:val="0"/>
                 <w:sz w:val="19"/>
               </w:rPr>
-              <w:t>10:30–12:00</w:t>
+              <w:t>11:15–12:30</w:t>
             </w:r>
           </w:p>
         </w:tc>
@@ -2386,7 +2499,7 @@
                 <w:b w:val="0"/>
                 <w:sz w:val="19"/>
               </w:rPr>
-              <w:t>90 min</w:t>
+              <w:t>75 min</w:t>
             </w:r>
           </w:p>
         </w:tc>
@@ -2402,7 +2515,7 @@
                 <w:b w:val="0"/>
                 <w:sz w:val="19"/>
               </w:rPr>
-              <w:t>Hands-on Lab 3 — Chatbot Webhook (Investment Advisor): the contact gate and the four compliance probes. Slides 90–105</w:t>
+              <w:t>Hands-on Lab 3 — Chatbot Webhook (Investment Advisor): the contact gate and the four compliance probes. Slides 71–73</w:t>
             </w:r>
           </w:p>
         </w:tc>
@@ -2421,7 +2534,7 @@
                 <w:b w:val="0"/>
                 <w:sz w:val="19"/>
               </w:rPr>
-              <w:t>12:00–13:00</w:t>
+              <w:t>12:30–13:30</w:t>
             </w:r>
           </w:p>
         </w:tc>
@@ -2464,24 +2577,6 @@
         <w:tc>
           <w:tcPr>
             <w:tcW w:type="dxa" w:w="1440"/>
-            <w:shd w:val="clear" w:color="auto" w:fill="E8F0FE"/>
-          </w:tcPr>
-          <w:p>
-            <w:r/>
-            <w:r>
-              <w:rPr>
-                <w:rFonts w:ascii="Arial" w:hAnsi="Arial"/>
-                <w:b/>
-                <w:sz w:val="19"/>
-              </w:rPr>
-              <w:t>13:00–13:45</w:t>
-            </w:r>
-          </w:p>
-        </w:tc>
-        <w:tc>
-          <w:tcPr>
-            <w:tcW w:type="dxa" w:w="1152"/>
-            <w:shd w:val="clear" w:color="auto" w:fill="E8F0FE"/>
           </w:tcPr>
           <w:p>
             <w:r/>
@@ -2491,42 +2586,7 @@
                 <w:b w:val="0"/>
                 <w:sz w:val="19"/>
               </w:rPr>
-              <w:t>45 min</w:t>
-            </w:r>
-          </w:p>
-        </w:tc>
-        <w:tc>
-          <w:tcPr>
-            <w:tcW w:type="dxa" w:w="7056"/>
-            <w:shd w:val="clear" w:color="auto" w:fill="E8F0FE"/>
-          </w:tcPr>
-          <w:p>
-            <w:r/>
-            <w:r>
-              <w:rPr>
-                <w:rFonts w:ascii="Arial" w:hAnsi="Arial"/>
-                <w:b/>
-                <w:sz w:val="19"/>
-              </w:rPr>
-              <w:t>Topic 2 (continued) — Human in the loop: when a human belongs in the workflow, the approval pattern and building the accountability trail. Slides 85–88</w:t>
-            </w:r>
-          </w:p>
-        </w:tc>
-      </w:tr>
-      <w:tr>
-        <w:tc>
-          <w:tcPr>
-            <w:tcW w:type="dxa" w:w="1440"/>
-          </w:tcPr>
-          <w:p>
-            <w:r/>
-            <w:r>
-              <w:rPr>
-                <w:rFonts w:ascii="Arial" w:hAnsi="Arial"/>
-                <w:b w:val="0"/>
-                <w:sz w:val="19"/>
-              </w:rPr>
-              <w:t>13:45–15:00</w:t>
+              <w:t>13:30–15:00</w:t>
             </w:r>
           </w:p>
         </w:tc>
@@ -2542,7 +2602,7 @@
                 <w:b w:val="0"/>
                 <w:sz w:val="19"/>
               </w:rPr>
-              <w:t>75 min</w:t>
+              <w:t>90 min</w:t>
             </w:r>
           </w:p>
         </w:tc>
@@ -2558,7 +2618,7 @@
                 <w:b w:val="0"/>
                 <w:sz w:val="19"/>
               </w:rPr>
-              <w:t>Hands-on Lab 4 — Human in the Loop (Client Rapport Assistant): the approve and decline paths. Slides 106–124</w:t>
+              <w:t>Hands-on Lab 4 — Human in the Loop (Client Rapport Assistant): the approve and decline paths. Slides 74–76</w:t>
             </w:r>
           </w:p>
         </w:tc>
@@ -2630,7 +2690,7 @@
                 <w:b/>
                 <w:sz w:val="19"/>
               </w:rPr>
-              <w:t>15:15–16:00</w:t>
+              <w:t>15:15–16:30</w:t>
             </w:r>
           </w:p>
         </w:tc>
@@ -2647,7 +2707,7 @@
                 <w:b w:val="0"/>
                 <w:sz w:val="19"/>
               </w:rPr>
-              <w:t>45 min</w:t>
+              <w:t>75 min</w:t>
             </w:r>
           </w:p>
         </w:tc>
@@ -2664,7 +2724,7 @@
                 <w:b/>
                 <w:sz w:val="19"/>
               </w:rPr>
-              <w:t>Topic 3 — Retrieval-Augmented Generation: tokenization, embeddings, vector stores, chunking and grounding against hallucination. Slides 126–136</w:t>
+              <w:t>Topic 3 — Retrieval-Augmented Generation: why retrieval rather than a bigger prompt, the RAG pipeline, tokenization and embeddings, chunking, vector stores and grounding. Slides 78–86</w:t>
             </w:r>
           </w:p>
         </w:tc>
@@ -2682,7 +2742,7 @@
                 <w:b w:val="0"/>
                 <w:sz w:val="19"/>
               </w:rPr>
-              <w:t>16:00–17:15</w:t>
+              <w:t>16:30–18:00</w:t>
             </w:r>
           </w:p>
         </w:tc>
@@ -2698,7 +2758,7 @@
                 <w:b w:val="0"/>
                 <w:sz w:val="19"/>
               </w:rPr>
-              <w:t>75 min</w:t>
+              <w:t>90 min</w:t>
             </w:r>
           </w:p>
         </w:tc>
@@ -2714,7 +2774,7 @@
                 <w:b w:val="0"/>
                 <w:sz w:val="19"/>
               </w:rPr>
-              <w:t>Hands-on Lab 5 — RAG Customer Care Chatbot (Cook &amp; Bake Academy): ingestion and the grounded chatbot. Slides 138–158</w:t>
+              <w:t>Hands-on Lab 5 — RAG Customer Care Chatbot (Cook &amp; Bake Academy): ingestion and the grounded chatbot. Slides 87–90</w:t>
             </w:r>
           </w:p>
         </w:tc>
@@ -2733,7 +2793,7 @@
                 <w:b w:val="0"/>
                 <w:sz w:val="19"/>
               </w:rPr>
-              <w:t>17:15–17:30</w:t>
+              <w:t>18:00–18:30</w:t>
             </w:r>
           </w:p>
         </w:tc>
@@ -2750,7 +2810,7 @@
                 <w:b w:val="0"/>
                 <w:sz w:val="19"/>
               </w:rPr>
-              <w:t>15 min</w:t>
+              <w:t>30 min</w:t>
             </w:r>
           </w:p>
         </w:tc>
@@ -2767,7 +2827,7 @@
                 <w:b w:val="0"/>
                 <w:sz w:val="19"/>
               </w:rPr>
-              <w:t>Course recap, taking it back to work, Q&amp;A. Slides 160–162</w:t>
+              <w:t>Course recap, taking it back to work, Q&amp;A. Slides 91–93</w:t>
             </w:r>
           </w:p>
         </w:tc>
@@ -2786,7 +2846,7 @@
                 <w:b/>
                 <w:sz w:val="19"/>
               </w:rPr>
-              <w:t>17:30–17:45</w:t>
+              <w:t>18:30–18:45</w:t>
             </w:r>
           </w:p>
         </w:tc>
@@ -2839,7 +2899,7 @@
                 <w:b/>
                 <w:sz w:val="19"/>
               </w:rPr>
-              <w:t>17:45–18:45</w:t>
+              <w:t>18:45–19:45</w:t>
             </w:r>
           </w:p>
         </w:tc>
@@ -2892,7 +2952,7 @@
                 <w:b/>
                 <w:sz w:val="19"/>
               </w:rPr>
-              <w:t>18:45–19:45</w:t>
+              <w:t>19:45–20:45</w:t>
             </w:r>
           </w:p>
         </w:tc>
@@ -2939,7 +2999,7 @@
           <w:color w:val="555B66"/>
           <w:sz w:val="19"/>
         </w:rPr>
-        <w:t>Instructional time: 420 minutes (7 hours).  Assessment: 2 hours (WA 1 hour + PP 1 hour), plus a 15-minute briefing.  Tea breaks and lunch are additional to instructional time.</w:t>
+        <w:t>Instructional time: 480 minutes (8 hours).  Assessment: 2 hours (WA 1 hour + PP 1 hour), plus a 15-minute briefing.  The day runs 9:30 am - 6:30 pm: the 1-hour lunch is excluded from instructional time and the tea breaks are counted within it.</w:t>
       </w:r>
     </w:p>
     <w:p>
@@ -2948,7 +3008,7 @@
           <w:b/>
           <w:sz w:val="20"/>
         </w:rPr>
-        <w:t>Total instructional time across the course: 14 hours (2 days × 7 hours), plus 2 hours of assessment (WA 1 hour + PP 1 hour) and a 15-minute assessment briefing.</w:t>
+        <w:t>Total instructional time across the course: 16 hours (2 days × 8 hours), plus 2 hours of assessment (WA 1 hour + PP 1 hour) and a 15-minute assessment briefing.</w:t>
       </w:r>
     </w:p>
     <w:p>
@@ -3108,7 +3168,7 @@
                 <w:b w:val="0"/>
                 <w:sz w:val="19"/>
               </w:rPr>
-              <w:t>Slides 29–78</w:t>
+              <w:t>Slides 27–65</w:t>
             </w:r>
           </w:p>
         </w:tc>
@@ -3176,7 +3236,7 @@
                 <w:b w:val="0"/>
                 <w:sz w:val="19"/>
               </w:rPr>
-              <w:t>Slides 79–125</w:t>
+              <w:t>Slides 66–77</w:t>
             </w:r>
           </w:p>
         </w:tc>
@@ -3244,7 +3304,7 @@
                 <w:b w:val="0"/>
                 <w:sz w:val="19"/>
               </w:rPr>
-              <w:t>Slides 126–159</w:t>
+              <w:t>Slides 78–90</w:t>
             </w:r>
           </w:p>
         </w:tc>

--- a/courseware/LP-Agentic AI for Business Process Automation.docx
+++ b/courseware/LP-Agentic AI for Business Process Automation.docx
@@ -218,7 +218,7 @@
           <w:color w:val="1F6FEB"/>
           <w:sz w:val="24"/>
         </w:rPr>
-        <w:t>Version 2.0</w:t>
+        <w:t>Version 2.1</w:t>
       </w:r>
     </w:p>
     <w:p>
@@ -554,6 +554,64 @@
           </w:p>
         </w:tc>
       </w:tr>
+      <w:tr>
+        <w:tc>
+          <w:tcPr>
+            <w:tcW w:type="dxa" w:w="2160"/>
+          </w:tcPr>
+          <w:p>
+            <w:r/>
+            <w:r>
+              <w:rPr>
+                <w:sz w:val="19"/>
+              </w:rPr>
+              <w:t>2.1</w:t>
+            </w:r>
+          </w:p>
+        </w:tc>
+        <w:tc>
+          <w:tcPr>
+            <w:tcW w:type="dxa" w:w="2160"/>
+          </w:tcPr>
+          <w:p>
+            <w:r/>
+            <w:r>
+              <w:rPr>
+                <w:sz w:val="19"/>
+              </w:rPr>
+              <w:t>15 October 2026</w:t>
+            </w:r>
+          </w:p>
+        </w:tc>
+        <w:tc>
+          <w:tcPr>
+            <w:tcW w:type="dxa" w:w="2160"/>
+          </w:tcPr>
+          <w:p>
+            <w:r/>
+            <w:r>
+              <w:rPr>
+                <w:sz w:val="19"/>
+              </w:rPr>
+              <w:t>Topic 1 now opens with the modern view of agentic automation, replacing the separate Foundation section: a brief history of AI 2023–2026 (prompt, context and harness engineering to AI agents), agentic AI vs AI agents, workflow first vs AI first, the trend of using Claude Code and Codex to build workflows, the five principles of AI security and why workflow first is more secure, and the business value of workflow-first agentic automation. Slide references updated to match.</w:t>
+            </w:r>
+          </w:p>
+        </w:tc>
+        <w:tc>
+          <w:tcPr>
+            <w:tcW w:type="dxa" w:w="2160"/>
+          </w:tcPr>
+          <w:p>
+            <w:r/>
+            <w:r>
+              <w:rPr>
+                <w:sz w:val="19"/>
+              </w:rPr>
+              <w:t>Dr. Alfred Ang</w:t>
+            </w:r>
+          </w:p>
+        </w:tc>
+      </w:tr>
     </w:tbl>
     <w:p>
       <w:pPr>
@@ -590,7 +648,7 @@
         </w:rPr>
         <w:t>Course Information</w:t>
         <w:tab/>
-        <w:t>4</w:t>
+        <w:t>5</w:t>
       </w:r>
     </w:p>
     <w:p>
@@ -609,7 +667,7 @@
         </w:rPr>
         <w:t>Learning Outcomes</w:t>
         <w:tab/>
-        <w:t>4</w:t>
+        <w:t>5</w:t>
       </w:r>
     </w:p>
     <w:p>
@@ -628,7 +686,7 @@
         </w:rPr>
         <w:t>Skills Framework Alignment</w:t>
         <w:tab/>
-        <w:t>4</w:t>
+        <w:t>5</w:t>
       </w:r>
     </w:p>
     <w:p>
@@ -647,7 +705,7 @@
         </w:rPr>
         <w:t>Assessment</w:t>
         <w:tab/>
-        <w:t>4</w:t>
+        <w:t>5</w:t>
       </w:r>
     </w:p>
     <w:p>
@@ -666,7 +724,7 @@
         </w:rPr>
         <w:t>Course Schedule</w:t>
         <w:tab/>
-        <w:t>5</w:t>
+        <w:t>6</w:t>
       </w:r>
     </w:p>
     <w:p>
@@ -686,7 +744,7 @@
         </w:rPr>
         <w:t>Day 1 — n8n, AI Agents and Agentic Chatbots</w:t>
         <w:tab/>
-        <w:t>5</w:t>
+        <w:t>6</w:t>
       </w:r>
     </w:p>
     <w:p>
@@ -706,7 +764,7 @@
         </w:rPr>
         <w:t>Day 2 — Human in the Loop, RAG and Assessment</w:t>
         <w:tab/>
-        <w:t>6</w:t>
+        <w:t>7</w:t>
       </w:r>
     </w:p>
     <w:p>
@@ -725,7 +783,7 @@
         </w:rPr>
         <w:t>Lab Reference (aligned to topics and learning outcomes)</w:t>
         <w:tab/>
-        <w:t>7</w:t>
+        <w:t>8</w:t>
       </w:r>
     </w:p>
     <w:p>
@@ -1695,7 +1753,7 @@
                 <w:b w:val="0"/>
                 <w:sz w:val="19"/>
               </w:rPr>
-              <w:t>Welcome, trainer and learner introductions, ground rules, course outline, learning outcomes, Skills Framework alignment and mandatory digital attendance (AM). Slides 2–19</w:t>
+              <w:t>Welcome, trainer and learner introductions, ground rules, course outline, learning outcomes, Skills Framework alignment and mandatory digital attendance (AM). Slides 2–20</w:t>
             </w:r>
           </w:p>
         </w:tc>
@@ -1748,7 +1806,7 @@
                 <w:b/>
                 <w:sz w:val="19"/>
               </w:rPr>
-              <w:t>Foundation — Why agentic AI: the evolution of AI, agentic vs generative AI, from RPA to Agentic Process Automation, business value and use cases. Slides 20–26</w:t>
+              <w:t>Topic 1 — Overview of n8n and AI Agents: why agentic AI, and why workflow first — a brief history of AI 2023–2026, agentic AI vs AI agents, workflow first vs AI first, building workflows with Claude Code and Codex, the five principles of AI security, business value, use cases and platform tiers. Slides 21–30</w:t>
             </w:r>
           </w:p>
         </w:tc>
@@ -1854,7 +1912,7 @@
                 <w:b/>
                 <w:sz w:val="19"/>
               </w:rPr>
-              <w:t>Topic 1 — Overview of n8n and AI Agents: what n8n is, hosting options, credentials, node types, trigger nodes, data-processing nodes, JSON and expressions, execution modes. Slides 27–39</w:t>
+              <w:t>Topic 1 (continued) — n8n fundamentals: what n8n is, hosting options, credentials, node types, trigger nodes, data-processing nodes, JSON and expressions, execution modes. Slides 31–42</w:t>
             </w:r>
           </w:p>
         </w:tc>
@@ -1960,7 +2018,7 @@
                 <w:b/>
                 <w:sz w:val="19"/>
               </w:rPr>
-              <w:t>Topic 1 (continued) — AI agents: the four components (model, memory, tools, instructions), popular LLM providers, model parameters and temperature, instruction design with worked examples, and MCP. Slides 40–49</w:t>
+              <w:t>Topic 1 (continued) — AI agents: the four components (model, memory, tools, instructions), popular LLM providers, model parameters and temperature, instruction design with worked examples, and MCP. Slides 43–52</w:t>
             </w:r>
           </w:p>
         </w:tc>
@@ -2013,7 +2071,7 @@
                 <w:b/>
                 <w:sz w:val="19"/>
               </w:rPr>
-              <w:t>Topic 1 (continued) — Webhooks: the inbound URL, webhook vs HTTP Request, GET vs POST, Test vs Production URL, webhook configuration and structured output. Slides 50–57</w:t>
+              <w:t>Topic 1 (continued) — Webhooks: the inbound URL, webhook vs HTTP Request, GET vs POST, Test vs Production URL, webhook configuration and structured output. Slides 53–60</w:t>
             </w:r>
           </w:p>
         </w:tc>
@@ -2116,7 +2174,7 @@
                 <w:b w:val="0"/>
                 <w:sz w:val="19"/>
               </w:rPr>
-              <w:t>Hands-on Lab 1 — n8n Trigger and Action (Event Flyer with QR Code). Slides 58–61</w:t>
+              <w:t>Hands-on Lab 1 — n8n Trigger and Action (Event Flyer with QR Code). Slides 61–64</w:t>
             </w:r>
           </w:p>
         </w:tc>
@@ -2166,7 +2224,7 @@
                 <w:b w:val="0"/>
                 <w:sz w:val="19"/>
               </w:rPr>
-              <w:t>Hands-on Lab 2 — Webhook and AI Agent (Marina Trust Bank Onboarding). Slides 62–64</w:t>
+              <w:t>Hands-on Lab 2 — Webhook and AI Agent (Marina Trust Bank Onboarding). Slides 65–67</w:t>
             </w:r>
           </w:p>
         </w:tc>
@@ -2412,7 +2470,7 @@
                 <w:b/>
                 <w:sz w:val="19"/>
               </w:rPr>
-              <w:t>Topic 2 — Agentic Chatbot and Human in the Loop: human in, on and out of the loop; how an approval suspends a running workflow; when a human belongs in the workflow; and guardrails. Slides 66–70</w:t>
+              <w:t>Topic 2 — Agentic Chatbot and Human in the Loop: human in, on and out of the loop; how an approval suspends a running workflow; when a human belongs in the workflow; and guardrails. Slides 69–73</w:t>
             </w:r>
           </w:p>
         </w:tc>
@@ -2515,7 +2573,7 @@
                 <w:b w:val="0"/>
                 <w:sz w:val="19"/>
               </w:rPr>
-              <w:t>Hands-on Lab 3 — Chatbot Webhook (Investment Advisor): the contact gate and the four compliance probes. Slides 71–73</w:t>
+              <w:t>Hands-on Lab 3 — Chatbot Webhook (Investment Advisor): the contact gate and the four compliance probes. Slides 74–76</w:t>
             </w:r>
           </w:p>
         </w:tc>
@@ -2618,7 +2676,7 @@
                 <w:b w:val="0"/>
                 <w:sz w:val="19"/>
               </w:rPr>
-              <w:t>Hands-on Lab 4 — Human in the Loop (Client Rapport Assistant): the approve and decline paths. Slides 74–76</w:t>
+              <w:t>Hands-on Lab 4 — Human in the Loop (Client Rapport Assistant): the approve and decline paths. Slides 77–79</w:t>
             </w:r>
           </w:p>
         </w:tc>
@@ -2724,7 +2782,7 @@
                 <w:b/>
                 <w:sz w:val="19"/>
               </w:rPr>
-              <w:t>Topic 3 — Retrieval-Augmented Generation: why retrieval rather than a bigger prompt, the RAG pipeline, tokenization and embeddings, chunking, vector stores and grounding. Slides 78–86</w:t>
+              <w:t>Topic 3 — Retrieval-Augmented Generation: why retrieval rather than a bigger prompt, the RAG pipeline, tokenization and embeddings, chunking, vector stores and grounding. Slides 81–89</w:t>
             </w:r>
           </w:p>
         </w:tc>
@@ -2774,7 +2832,7 @@
                 <w:b w:val="0"/>
                 <w:sz w:val="19"/>
               </w:rPr>
-              <w:t>Hands-on Lab 5 — RAG Customer Care Chatbot (Cook &amp; Bake Academy): ingestion and the grounded chatbot. Slides 87–90</w:t>
+              <w:t>Hands-on Lab 5 — RAG Customer Care Chatbot (Cook &amp; Bake Academy): ingestion and the grounded chatbot. Slides 90–93</w:t>
             </w:r>
           </w:p>
         </w:tc>
@@ -2827,7 +2885,7 @@
                 <w:b w:val="0"/>
                 <w:sz w:val="19"/>
               </w:rPr>
-              <w:t>Course recap, taking it back to work, Q&amp;A. Slides 91–93</w:t>
+              <w:t>Course recap, taking it back to work, Q&amp;A. Slides 94–96</w:t>
             </w:r>
           </w:p>
         </w:tc>
@@ -3168,7 +3226,7 @@
                 <w:b w:val="0"/>
                 <w:sz w:val="19"/>
               </w:rPr>
-              <w:t>Slides 27–65</w:t>
+              <w:t>Slides 21–68</w:t>
             </w:r>
           </w:p>
         </w:tc>
@@ -3236,7 +3294,7 @@
                 <w:b w:val="0"/>
                 <w:sz w:val="19"/>
               </w:rPr>
-              <w:t>Slides 66–77</w:t>
+              <w:t>Slides 69–80</w:t>
             </w:r>
           </w:p>
         </w:tc>
@@ -3304,7 +3362,7 @@
                 <w:b w:val="0"/>
                 <w:sz w:val="19"/>
               </w:rPr>
-              <w:t>Slides 78–90</w:t>
+              <w:t>Slides 81–93</w:t>
             </w:r>
           </w:p>
         </w:tc>

--- a/courseware/LP-Agentic AI for Business Process Automation.docx
+++ b/courseware/LP-Agentic AI for Business Process Automation.docx
@@ -593,7 +593,7 @@
               <w:rPr>
                 <w:sz w:val="19"/>
               </w:rPr>
-              <w:t>Topic 1 now opens with the modern view of agentic automation, replacing the separate Foundation section: a brief history of AI 2023–2026 (prompt, context and harness engineering to AI agents), agentic AI vs AI agents, workflow first vs AI first, the trend of using Claude Code and Codex to build workflows, the five principles of AI security and why workflow first is more secure, and the business value of workflow-first agentic automation. Slide references updated to match.</w:t>
+              <w:t>Topic 1 now opens with the modern view of agentic automation, replacing the separate Foundation section: a brief history of AI 2023–2026 (prompt, context and harness engineering to AI agents), agentic AI vs AI agents, workflow first vs agent first, the trend of using Claude Code and Codex to build workflows, the five principles of AI security and why workflow first is more secure, and the business value of workflow-first agentic automation. Slide references updated to match.</w:t>
             </w:r>
           </w:p>
         </w:tc>
@@ -1806,7 +1806,7 @@
                 <w:b/>
                 <w:sz w:val="19"/>
               </w:rPr>
-              <w:t>Topic 1 — Overview of n8n and AI Agents: why agentic AI, and why workflow first — a brief history of AI 2023–2026, agentic AI vs AI agents, workflow first vs AI first, building workflows with Claude Code and Codex, the five principles of AI security, business value, use cases and platform tiers. Slides 21–30</w:t>
+              <w:t>Topic 1 — Overview of n8n and AI Agents: why agentic AI, and why workflow first — a brief history of AI 2023–2026, agentic AI vs AI agents, workflow first vs agent first, building workflows with Claude Code and Codex, the five principles of AI security, business value, use cases and platform tiers. Slides 21–30</w:t>
             </w:r>
           </w:p>
         </w:tc>

--- a/courseware/LP-Agentic AI for Business Process Automation.docx
+++ b/courseware/LP-Agentic AI for Business Process Automation.docx
@@ -593,7 +593,7 @@
               <w:rPr>
                 <w:sz w:val="19"/>
               </w:rPr>
-              <w:t>Topic 1 now opens with the modern view of agentic automation, replacing the separate Foundation section: a brief history of AI 2023–2026 (prompt, context and harness engineering to AI agents), agentic AI vs AI agents, workflow first vs agent first, the trend of using Claude Code and Codex to build workflows, the five principles of AI security and why workflow first is more secure, and the business value of workflow-first agentic automation. Slide references updated to match.</w:t>
+              <w:t>Topic 1 now opens with the modern view of agentic automation, replacing the separate Foundation section: a brief history of AI 2023–2026 (prompt, context and harness engineering to AI agents), agentic AI vs AI agents, workflow first vs agent first, AI-assisted workflow creation with n8n Assistant (plus claiming the free AI credits and a social media campaign demo), an n8n training-accounts slide, the five principles of AI security and why workflow first is more secure, and the business value of workflow-first agentic automation. Slide references updated to match.</w:t>
             </w:r>
           </w:p>
         </w:tc>
@@ -1806,7 +1806,7 @@
                 <w:b/>
                 <w:sz w:val="19"/>
               </w:rPr>
-              <w:t>Topic 1 — Overview of n8n and AI Agents: why agentic AI, and why workflow first — a brief history of AI 2023–2026, agentic AI vs AI agents, workflow first vs agent first, building workflows with Claude Code and Codex, the five principles of AI security, business value, use cases and platform tiers. Slides 21–30</w:t>
+              <w:t>Topic 1 — Overview of n8n and AI Agents: why agentic AI, and why workflow first — a brief history of AI 2023–2026, agentic AI vs AI agents, workflow first vs agent first, AI-assisted workflow creation with n8n Assistant, claiming the free AI credits, a demo that builds a social media campaign workflow from one prompt, the five principles of AI security, business value, use cases and platform tiers. Slides 21–33</w:t>
             </w:r>
           </w:p>
         </w:tc>
@@ -1912,7 +1912,7 @@
                 <w:b/>
                 <w:sz w:val="19"/>
               </w:rPr>
-              <w:t>Topic 1 (continued) — n8n fundamentals: what n8n is, hosting options, credentials, node types, trigger nodes, data-processing nodes, JSON and expressions, execution modes. Slides 31–42</w:t>
+              <w:t>Topic 1 (continued) — n8n fundamentals: what n8n is, hosting options, credentials, node types, trigger nodes, data-processing nodes, JSON and expressions, execution modes. Slides 34–45</w:t>
             </w:r>
           </w:p>
         </w:tc>
@@ -2018,7 +2018,7 @@
                 <w:b/>
                 <w:sz w:val="19"/>
               </w:rPr>
-              <w:t>Topic 1 (continued) — AI agents: the four components (model, memory, tools, instructions), popular LLM providers, model parameters and temperature, instruction design with worked examples, and MCP. Slides 43–52</w:t>
+              <w:t>Topic 1 (continued) — AI agents: the four components (model, memory, tools, instructions), popular LLM providers, model parameters and temperature, instruction design with worked examples, and MCP. Slides 46–55</w:t>
             </w:r>
           </w:p>
         </w:tc>
@@ -2071,7 +2071,7 @@
                 <w:b/>
                 <w:sz w:val="19"/>
               </w:rPr>
-              <w:t>Topic 1 (continued) — Webhooks: the inbound URL, webhook vs HTTP Request, GET vs POST, Test vs Production URL, webhook configuration and structured output. Slides 53–60</w:t>
+              <w:t>Topic 1 (continued) — Webhooks: the inbound URL, webhook vs HTTP Request, GET vs POST, Test vs Production URL, webhook configuration and structured output. Slides 56–63</w:t>
             </w:r>
           </w:p>
         </w:tc>
@@ -2174,7 +2174,7 @@
                 <w:b w:val="0"/>
                 <w:sz w:val="19"/>
               </w:rPr>
-              <w:t>Hands-on Lab 1 — n8n Trigger and Action (Event Flyer with QR Code). Slides 61–64</w:t>
+              <w:t>Hands-on Lab 1 — n8n Trigger and Action (Event Flyer with QR Code). Slides 64–67</w:t>
             </w:r>
           </w:p>
         </w:tc>
@@ -2224,7 +2224,7 @@
                 <w:b w:val="0"/>
                 <w:sz w:val="19"/>
               </w:rPr>
-              <w:t>Hands-on Lab 2 — Webhook and AI Agent (Marina Trust Bank Onboarding). Slides 65–67</w:t>
+              <w:t>Hands-on Lab 2 — Webhook and AI Agent (Marina Trust Bank Onboarding). Slides 68–70</w:t>
             </w:r>
           </w:p>
         </w:tc>
@@ -2470,7 +2470,7 @@
                 <w:b/>
                 <w:sz w:val="19"/>
               </w:rPr>
-              <w:t>Topic 2 — Agentic Chatbot and Human in the Loop: human in, on and out of the loop; how an approval suspends a running workflow; when a human belongs in the workflow; and guardrails. Slides 69–73</w:t>
+              <w:t>Topic 2 — Agentic Chatbot and Human in the Loop: human in, on and out of the loop; how an approval suspends a running workflow; when a human belongs in the workflow; and guardrails. Slides 72–76</w:t>
             </w:r>
           </w:p>
         </w:tc>
@@ -2573,7 +2573,7 @@
                 <w:b w:val="0"/>
                 <w:sz w:val="19"/>
               </w:rPr>
-              <w:t>Hands-on Lab 3 — Chatbot Webhook (Investment Advisor): the contact gate and the four compliance probes. Slides 74–76</w:t>
+              <w:t>Hands-on Lab 3 — Chatbot Webhook (Investment Advisor): the contact gate and the four compliance probes. Slides 77–79</w:t>
             </w:r>
           </w:p>
         </w:tc>
@@ -2676,7 +2676,7 @@
                 <w:b w:val="0"/>
                 <w:sz w:val="19"/>
               </w:rPr>
-              <w:t>Hands-on Lab 4 — Human in the Loop (Client Rapport Assistant): the approve and decline paths. Slides 77–79</w:t>
+              <w:t>Hands-on Lab 4 — Human in the Loop (Client Rapport Assistant): the approve and decline paths. Slides 80–82</w:t>
             </w:r>
           </w:p>
         </w:tc>
@@ -2782,7 +2782,7 @@
                 <w:b/>
                 <w:sz w:val="19"/>
               </w:rPr>
-              <w:t>Topic 3 — Retrieval-Augmented Generation: why retrieval rather than a bigger prompt, the RAG pipeline, tokenization and embeddings, chunking, vector stores and grounding. Slides 81–89</w:t>
+              <w:t>Topic 3 — Retrieval-Augmented Generation: why retrieval rather than a bigger prompt, the RAG pipeline, tokenization and embeddings, chunking, vector stores and grounding. Slides 84–92</w:t>
             </w:r>
           </w:p>
         </w:tc>
@@ -2832,7 +2832,7 @@
                 <w:b w:val="0"/>
                 <w:sz w:val="19"/>
               </w:rPr>
-              <w:t>Hands-on Lab 5 — RAG Customer Care Chatbot (Cook &amp; Bake Academy): ingestion and the grounded chatbot. Slides 90–93</w:t>
+              <w:t>Hands-on Lab 5 — RAG Customer Care Chatbot (Cook &amp; Bake Academy): ingestion and the grounded chatbot. Slides 93–96</w:t>
             </w:r>
           </w:p>
         </w:tc>
@@ -2885,7 +2885,7 @@
                 <w:b w:val="0"/>
                 <w:sz w:val="19"/>
               </w:rPr>
-              <w:t>Course recap, taking it back to work, Q&amp;A. Slides 94–96</w:t>
+              <w:t>Course recap, taking it back to work, Q&amp;A. Slides 97–99</w:t>
             </w:r>
           </w:p>
         </w:tc>
@@ -3226,7 +3226,7 @@
                 <w:b w:val="0"/>
                 <w:sz w:val="19"/>
               </w:rPr>
-              <w:t>Slides 21–68</w:t>
+              <w:t>Slides 21–71</w:t>
             </w:r>
           </w:p>
         </w:tc>
@@ -3294,7 +3294,7 @@
                 <w:b w:val="0"/>
                 <w:sz w:val="19"/>
               </w:rPr>
-              <w:t>Slides 69–80</w:t>
+              <w:t>Slides 72–83</w:t>
             </w:r>
           </w:p>
         </w:tc>
@@ -3362,7 +3362,7 @@
                 <w:b w:val="0"/>
                 <w:sz w:val="19"/>
               </w:rPr>
-              <w:t>Slides 81–93</w:t>
+              <w:t>Slides 84–96</w:t>
             </w:r>
           </w:p>
         </w:tc>

--- a/courseware/LP-Agentic AI for Business Process Automation.docx
+++ b/courseware/LP-Agentic AI for Business Process Automation.docx
@@ -1753,7 +1753,7 @@
                 <w:b w:val="0"/>
                 <w:sz w:val="19"/>
               </w:rPr>
-              <w:t>Welcome, trainer and learner introductions, ground rules, course outline, learning outcomes, Skills Framework alignment and mandatory digital attendance (AM). Slides 2–20</w:t>
+              <w:t>Welcome, trainer and learner introductions, ground rules, course outline, learning outcomes, Skills Framework alignment and mandatory digital attendance (AM). Slides 2–19</w:t>
             </w:r>
           </w:p>
         </w:tc>
@@ -1806,7 +1806,7 @@
                 <w:b/>
                 <w:sz w:val="19"/>
               </w:rPr>
-              <w:t>Topic 1 — Overview of n8n and AI Agents: why agentic AI, and why workflow first — a brief history of AI 2023–2026, agentic AI vs AI agents, workflow first vs agent first, AI-assisted workflow creation with n8n Assistant, claiming the free AI credits, a demo that builds a social media campaign workflow from one prompt, the five principles of AI security, business value, use cases and platform tiers. Slides 21–33</w:t>
+              <w:t>Topic 1 — Overview of n8n and AI Agents: why agentic AI, and why workflow first — a brief history of AI 2023–2026, agentic AI vs AI agents, workflow first vs agent first, AI-assisted workflow creation with n8n Assistant, claiming the free AI credits, a demo that builds a social media campaign workflow from one prompt, the five principles of AI security, business value, use cases and platform tiers. Slides 20–34</w:t>
             </w:r>
           </w:p>
         </w:tc>
@@ -1912,7 +1912,7 @@
                 <w:b/>
                 <w:sz w:val="19"/>
               </w:rPr>
-              <w:t>Topic 1 (continued) — n8n fundamentals: what n8n is, hosting options, credentials, node types, trigger nodes, data-processing nodes, JSON and expressions, execution modes. Slides 34–45</w:t>
+              <w:t>Topic 1 (continued) — n8n fundamentals: what n8n is, hosting options, credentials, node types, trigger nodes, data-processing nodes, JSON and expressions, execution modes. Slides 35–46</w:t>
             </w:r>
           </w:p>
         </w:tc>
@@ -2018,7 +2018,7 @@
                 <w:b/>
                 <w:sz w:val="19"/>
               </w:rPr>
-              <w:t>Topic 1 (continued) — AI agents: the four components (model, memory, tools, instructions), popular LLM providers, model parameters and temperature, instruction design with worked examples, and MCP. Slides 46–55</w:t>
+              <w:t>Topic 1 (continued) — AI agents: the four components (model, memory, tools, instructions), popular LLM providers, model parameters and temperature, instruction design with worked examples, and MCP. Slides 47–56</w:t>
             </w:r>
           </w:p>
         </w:tc>
@@ -2071,7 +2071,7 @@
                 <w:b/>
                 <w:sz w:val="19"/>
               </w:rPr>
-              <w:t>Topic 1 (continued) — Webhooks: the inbound URL, webhook vs HTTP Request, GET vs POST, Test vs Production URL, webhook configuration and structured output. Slides 56–63</w:t>
+              <w:t>Topic 1 (continued) — Webhooks: the inbound URL, webhook vs HTTP Request, GET vs POST, Test vs Production URL, webhook configuration and structured output. Slides 57–64</w:t>
             </w:r>
           </w:p>
         </w:tc>
@@ -2174,7 +2174,7 @@
                 <w:b w:val="0"/>
                 <w:sz w:val="19"/>
               </w:rPr>
-              <w:t>Hands-on Lab 1 — n8n Trigger and Action (Event Flyer with QR Code). Slides 64–67</w:t>
+              <w:t>Hands-on Lab 1 — n8n Trigger and Action (Event Flyer with QR Code). Slides 65–68</w:t>
             </w:r>
           </w:p>
         </w:tc>
@@ -2224,7 +2224,7 @@
                 <w:b w:val="0"/>
                 <w:sz w:val="19"/>
               </w:rPr>
-              <w:t>Hands-on Lab 2 — Webhook and AI Agent (Marina Trust Bank Onboarding). Slides 68–70</w:t>
+              <w:t>Hands-on Lab 2 — Webhook and AI Agent (Marina Trust Bank Onboarding). Slides 69–71</w:t>
             </w:r>
           </w:p>
         </w:tc>
@@ -2470,7 +2470,7 @@
                 <w:b/>
                 <w:sz w:val="19"/>
               </w:rPr>
-              <w:t>Topic 2 — Agentic Chatbot and Human in the Loop: human in, on and out of the loop; how an approval suspends a running workflow; when a human belongs in the workflow; and guardrails. Slides 72–76</w:t>
+              <w:t>Topic 2 — Agentic Chatbot and Human in the Loop: human in, on and out of the loop; how an approval suspends a running workflow; when a human belongs in the workflow; and guardrails. Slides 73–77</w:t>
             </w:r>
           </w:p>
         </w:tc>
@@ -2573,7 +2573,7 @@
                 <w:b w:val="0"/>
                 <w:sz w:val="19"/>
               </w:rPr>
-              <w:t>Hands-on Lab 3 — Chatbot Webhook (Investment Advisor): the contact gate and the four compliance probes. Slides 77–79</w:t>
+              <w:t>Hands-on Lab 3 — Chatbot Webhook (Investment Advisor): the contact gate and the four compliance probes. Slides 78–80</w:t>
             </w:r>
           </w:p>
         </w:tc>
@@ -2676,7 +2676,7 @@
                 <w:b w:val="0"/>
                 <w:sz w:val="19"/>
               </w:rPr>
-              <w:t>Hands-on Lab 4 — Human in the Loop (Client Rapport Assistant): the approve and decline paths. Slides 80–82</w:t>
+              <w:t>Hands-on Lab 4 — Human in the Loop (Client Rapport Assistant): the approve and decline paths. Slides 81–83</w:t>
             </w:r>
           </w:p>
         </w:tc>
@@ -2782,7 +2782,7 @@
                 <w:b/>
                 <w:sz w:val="19"/>
               </w:rPr>
-              <w:t>Topic 3 — Retrieval-Augmented Generation: why retrieval rather than a bigger prompt, the RAG pipeline, tokenization and embeddings, chunking, vector stores and grounding. Slides 84–92</w:t>
+              <w:t>Topic 3 — Retrieval-Augmented Generation: why retrieval rather than a bigger prompt, the RAG pipeline, tokenization and embeddings, chunking, vector stores and grounding. Slides 85–93</w:t>
             </w:r>
           </w:p>
         </w:tc>
@@ -2832,7 +2832,7 @@
                 <w:b w:val="0"/>
                 <w:sz w:val="19"/>
               </w:rPr>
-              <w:t>Hands-on Lab 5 — RAG Customer Care Chatbot (Cook &amp; Bake Academy): ingestion and the grounded chatbot. Slides 93–96</w:t>
+              <w:t>Hands-on Lab 5 — RAG Customer Care Chatbot (Cook &amp; Bake Academy): ingestion and the grounded chatbot. Slides 94–97</w:t>
             </w:r>
           </w:p>
         </w:tc>
@@ -2885,7 +2885,7 @@
                 <w:b w:val="0"/>
                 <w:sz w:val="19"/>
               </w:rPr>
-              <w:t>Course recap, taking it back to work, Q&amp;A. Slides 97–99</w:t>
+              <w:t>Course recap, taking it back to work, Q&amp;A. Slides 98–100</w:t>
             </w:r>
           </w:p>
         </w:tc>
@@ -3226,7 +3226,7 @@
                 <w:b w:val="0"/>
                 <w:sz w:val="19"/>
               </w:rPr>
-              <w:t>Slides 21–71</w:t>
+              <w:t>Slides 20–72</w:t>
             </w:r>
           </w:p>
         </w:tc>
@@ -3294,7 +3294,7 @@
                 <w:b w:val="0"/>
                 <w:sz w:val="19"/>
               </w:rPr>
-              <w:t>Slides 72–83</w:t>
+              <w:t>Slides 73–84</w:t>
             </w:r>
           </w:p>
         </w:tc>
@@ -3362,7 +3362,7 @@
                 <w:b w:val="0"/>
                 <w:sz w:val="19"/>
               </w:rPr>
-              <w:t>Slides 84–96</w:t>
+              <w:t>Slides 85–97</w:t>
             </w:r>
           </w:p>
         </w:tc>

--- a/courseware/LP-Agentic AI for Business Process Automation.docx
+++ b/courseware/LP-Agentic AI for Business Process Automation.docx
@@ -1806,7 +1806,7 @@
                 <w:b/>
                 <w:sz w:val="19"/>
               </w:rPr>
-              <w:t>Topic 1 — Overview of n8n and AI Agents: why agentic AI, and why workflow first — a brief history of AI 2023–2026, agentic AI vs AI agents, workflow first vs agent first, AI-assisted workflow creation with n8n Assistant, claiming the free AI credits, a demo that builds a social media campaign workflow from one prompt, the five principles of AI security, business value, use cases and platform tiers. Slides 20–34</w:t>
+              <w:t>Topic 1 — Overview of n8n and AI Agents: why agentic AI, and why workflow first — a brief history of AI 2023–2026, agentic AI vs AI agents, workflow first vs agent first, AI-assisted workflow creation with n8n Assistant, claiming the free AI credits, a demo that builds a social media campaign workflow from one prompt, the five principles of AI security, business value, use cases and platform tiers. Slides 20–36</w:t>
             </w:r>
           </w:p>
         </w:tc>
@@ -1912,7 +1912,7 @@
                 <w:b/>
                 <w:sz w:val="19"/>
               </w:rPr>
-              <w:t>Topic 1 (continued) — n8n fundamentals: what n8n is, hosting options, credentials, node types, trigger nodes, data-processing nodes, JSON and expressions, execution modes. Slides 35–46</w:t>
+              <w:t>Topic 1 (continued) — n8n fundamentals: what n8n is, hosting options, credentials, node types, trigger nodes, data-processing nodes, JSON and expressions, execution modes. Slides 37–46</w:t>
             </w:r>
           </w:p>
         </w:tc>

--- a/courseware/LP-Agentic AI for Business Process Automation.docx
+++ b/courseware/LP-Agentic AI for Business Process Automation.docx
@@ -218,7 +218,7 @@
           <w:color w:val="1F6FEB"/>
           <w:sz w:val="24"/>
         </w:rPr>
-        <w:t>Version 2.1</w:t>
+        <w:t>Version 2.3</w:t>
       </w:r>
     </w:p>
     <w:p>
@@ -612,6 +612,122 @@
           </w:p>
         </w:tc>
       </w:tr>
+      <w:tr>
+        <w:tc>
+          <w:tcPr>
+            <w:tcW w:type="dxa" w:w="2160"/>
+          </w:tcPr>
+          <w:p>
+            <w:r/>
+            <w:r>
+              <w:rPr>
+                <w:sz w:val="19"/>
+              </w:rPr>
+              <w:t>2.2</w:t>
+            </w:r>
+          </w:p>
+        </w:tc>
+        <w:tc>
+          <w:tcPr>
+            <w:tcW w:type="dxa" w:w="2160"/>
+          </w:tcPr>
+          <w:p>
+            <w:r/>
+            <w:r>
+              <w:rPr>
+                <w:sz w:val="19"/>
+              </w:rPr>
+              <w:t>15 October 2026</w:t>
+            </w:r>
+          </w:p>
+        </w:tc>
+        <w:tc>
+          <w:tcPr>
+            <w:tcW w:type="dxa" w:w="2160"/>
+          </w:tcPr>
+          <w:p>
+            <w:r/>
+            <w:r>
+              <w:rPr>
+                <w:sz w:val="19"/>
+              </w:rPr>
+              <w:t>Topic 1 re-sequenced so each lab follows the concepts it needs: n8n fundamentals, then Lab 1, then the AI agent building blocks (AI agent, model, tools and MCP, instructions, memory) and webhooks, then Lab 2. Lab 1 now covers publishing the workflow, copying the form’s Production URL and creating a QR-code flyer, with step screenshots and flyers from previous learners. Lab 2 opens with how the building blocks fit together. Platform tiers updated for AI-assisted low-code and AI-generated full-code. New LMS login screenshot; Publish replaces the retired Active toggle. Schedule and slide references updated.</w:t>
+            </w:r>
+          </w:p>
+        </w:tc>
+        <w:tc>
+          <w:tcPr>
+            <w:tcW w:type="dxa" w:w="2160"/>
+          </w:tcPr>
+          <w:p>
+            <w:r/>
+            <w:r>
+              <w:rPr>
+                <w:sz w:val="19"/>
+              </w:rPr>
+              <w:t>Dr. Alfred Ang</w:t>
+            </w:r>
+          </w:p>
+        </w:tc>
+      </w:tr>
+      <w:tr>
+        <w:tc>
+          <w:tcPr>
+            <w:tcW w:type="dxa" w:w="2160"/>
+          </w:tcPr>
+          <w:p>
+            <w:r/>
+            <w:r>
+              <w:rPr>
+                <w:sz w:val="19"/>
+              </w:rPr>
+              <w:t>2.3</w:t>
+            </w:r>
+          </w:p>
+        </w:tc>
+        <w:tc>
+          <w:tcPr>
+            <w:tcW w:type="dxa" w:w="2160"/>
+          </w:tcPr>
+          <w:p>
+            <w:r/>
+            <w:r>
+              <w:rPr>
+                <w:sz w:val="19"/>
+              </w:rPr>
+              <w:t>16 October 2026</w:t>
+            </w:r>
+          </w:p>
+        </w:tc>
+        <w:tc>
+          <w:tcPr>
+            <w:tcW w:type="dxa" w:w="2160"/>
+          </w:tcPr>
+          <w:p>
+            <w:r/>
+            <w:r>
+              <w:rPr>
+                <w:sz w:val="19"/>
+              </w:rPr>
+              <w:t>Every lab now follows the knowledge it needs. Topic 2 is taught in two blocks: rule-based vs agentic workflows, designing a safe agentic chatbot and a Telegram HR chatbot demo (BotFather /newbot, built with n8n Assistant from one prompt, then a live chat), then Lab 3; then human in, on and out of the loop, how an approval suspends a workflow, when to put a human in the loop and guardrails, then Lab 4. The agent loop is now explained as Context → Plan → Action → Verify and repeat. Lab workflow files and their n8n names are now 'Lab N - &lt;description&gt;', replacing the old LU/Activity names. Real n8n canvas screenshots added for Lab 2, Lab 3 and the Telegram demo, plus a live Telegram chat. Each lab's key concepts in the Learner Guide now sit directly before that lab. Day 2 schedule and slide references updated.</w:t>
+            </w:r>
+          </w:p>
+        </w:tc>
+        <w:tc>
+          <w:tcPr>
+            <w:tcW w:type="dxa" w:w="2160"/>
+          </w:tcPr>
+          <w:p>
+            <w:r/>
+            <w:r>
+              <w:rPr>
+                <w:sz w:val="19"/>
+              </w:rPr>
+              <w:t>Dr. Alfred Ang</w:t>
+            </w:r>
+          </w:p>
+        </w:tc>
+      </w:tr>
     </w:tbl>
     <w:p>
       <w:pPr>
@@ -648,7 +764,7 @@
         </w:rPr>
         <w:t>Course Information</w:t>
         <w:tab/>
-        <w:t>5</w:t>
+        <w:t>6</w:t>
       </w:r>
     </w:p>
     <w:p>
@@ -667,7 +783,7 @@
         </w:rPr>
         <w:t>Learning Outcomes</w:t>
         <w:tab/>
-        <w:t>5</w:t>
+        <w:t>6</w:t>
       </w:r>
     </w:p>
     <w:p>
@@ -686,7 +802,7 @@
         </w:rPr>
         <w:t>Skills Framework Alignment</w:t>
         <w:tab/>
-        <w:t>5</w:t>
+        <w:t>6</w:t>
       </w:r>
     </w:p>
     <w:p>
@@ -705,7 +821,7 @@
         </w:rPr>
         <w:t>Assessment</w:t>
         <w:tab/>
-        <w:t>5</w:t>
+        <w:t>6</w:t>
       </w:r>
     </w:p>
     <w:p>
@@ -724,7 +840,7 @@
         </w:rPr>
         <w:t>Course Schedule</w:t>
         <w:tab/>
-        <w:t>6</w:t>
+        <w:t>7</w:t>
       </w:r>
     </w:p>
     <w:p>
@@ -744,7 +860,7 @@
         </w:rPr>
         <w:t>Day 1 — n8n, AI Agents and Agentic Chatbots</w:t>
         <w:tab/>
-        <w:t>6</w:t>
+        <w:t>7</w:t>
       </w:r>
     </w:p>
     <w:p>
@@ -764,7 +880,7 @@
         </w:rPr>
         <w:t>Day 2 — Human in the Loop, RAG and Assessment</w:t>
         <w:tab/>
-        <w:t>7</w:t>
+        <w:t>8</w:t>
       </w:r>
     </w:p>
     <w:p>
@@ -783,7 +899,7 @@
         </w:rPr>
         <w:t>Lab Reference (aligned to topics and learning outcomes)</w:t>
         <w:tab/>
-        <w:t>8</w:t>
+        <w:t>10</w:t>
       </w:r>
     </w:p>
     <w:p>
@@ -1806,7 +1922,7 @@
                 <w:b/>
                 <w:sz w:val="19"/>
               </w:rPr>
-              <w:t>Topic 1 — Overview of n8n and AI Agents: why agentic AI, and why workflow first — a brief history of AI 2023–2026, agentic AI vs AI agents, workflow first vs agent first, AI-assisted workflow creation with n8n Assistant, claiming the free AI credits, a demo that builds a social media campaign workflow from one prompt, the five principles of AI security, business value, use cases and platform tiers. Slides 20–36</w:t>
+              <w:t>Topic 1 — Overview of n8n and AI Agents: why agentic AI, and why workflow first — a brief history of AI 2023–2026, generative AI vs agentic AI, agentic AI vs AI agents, workflow first vs agent first, AI-assisted workflow creation, platform tiers (no-code, AI-assisted low-code, AI-generated full-code), business value, use cases, the five principles of AI security, what n8n is, signing in to n8n, and a demo that builds a social media campaign workflow with n8n Assistant. Slides 20–36</w:t>
             </w:r>
           </w:p>
         </w:tc>
@@ -1878,7 +1994,7 @@
                 <w:b/>
                 <w:sz w:val="19"/>
               </w:rPr>
-              <w:t>11:15–12:30</w:t>
+              <w:t>11:15–11:45</w:t>
             </w:r>
           </w:p>
         </w:tc>
@@ -1895,7 +2011,7 @@
                 <w:b w:val="0"/>
                 <w:sz w:val="19"/>
               </w:rPr>
-              <w:t>75 min</w:t>
+              <w:t>30 min</w:t>
             </w:r>
           </w:p>
         </w:tc>
@@ -1912,7 +2028,57 @@
                 <w:b/>
                 <w:sz w:val="19"/>
               </w:rPr>
-              <w:t>Topic 1 (continued) — n8n fundamentals: what n8n is, hosting options, credentials, node types, trigger nodes, data-processing nodes, JSON and expressions, execution modes. Slides 37–46</w:t>
+              <w:t>Topic 1 (continued) — n8n fundamentals: trigger nodes, data-processing nodes, storage and app actions, JSON and expressions, test vs production executions, and credentials. Slides 37–46</w:t>
+            </w:r>
+          </w:p>
+        </w:tc>
+      </w:tr>
+      <w:tr>
+        <w:tc>
+          <w:tcPr>
+            <w:tcW w:type="dxa" w:w="1440"/>
+          </w:tcPr>
+          <w:p>
+            <w:r/>
+            <w:r>
+              <w:rPr>
+                <w:rFonts w:ascii="Arial" w:hAnsi="Arial"/>
+                <w:b w:val="0"/>
+                <w:sz w:val="19"/>
+              </w:rPr>
+              <w:t>11:45–12:30</w:t>
+            </w:r>
+          </w:p>
+        </w:tc>
+        <w:tc>
+          <w:tcPr>
+            <w:tcW w:type="dxa" w:w="1152"/>
+          </w:tcPr>
+          <w:p>
+            <w:r/>
+            <w:r>
+              <w:rPr>
+                <w:rFonts w:ascii="Arial" w:hAnsi="Arial"/>
+                <w:b w:val="0"/>
+                <w:sz w:val="19"/>
+              </w:rPr>
+              <w:t>45 min</w:t>
+            </w:r>
+          </w:p>
+        </w:tc>
+        <w:tc>
+          <w:tcPr>
+            <w:tcW w:type="dxa" w:w="7056"/>
+          </w:tcPr>
+          <w:p>
+            <w:r/>
+            <w:r>
+              <w:rPr>
+                <w:rFonts w:ascii="Arial" w:hAnsi="Arial"/>
+                <w:b w:val="0"/>
+                <w:sz w:val="19"/>
+              </w:rPr>
+              <w:t>Hands-on Lab 1 — n8n Trigger and Action (Event Flyer with QR Code): build the form-to-Gmail workflow, publish it, copy the form's Production URL and create a QR-code event flyer; present and scan-test the flyers. Slides 47–55</w:t>
             </w:r>
           </w:p>
         </w:tc>
@@ -1984,7 +2150,7 @@
                 <w:b/>
                 <w:sz w:val="19"/>
               </w:rPr>
-              <w:t>13:30–14:45</w:t>
+              <w:t>13:30–15:15</w:t>
             </w:r>
           </w:p>
         </w:tc>
@@ -2001,7 +2167,7 @@
                 <w:b w:val="0"/>
                 <w:sz w:val="19"/>
               </w:rPr>
-              <w:t>75 min</w:t>
+              <w:t>105 min</w:t>
             </w:r>
           </w:p>
         </w:tc>
@@ -2018,60 +2184,7 @@
                 <w:b/>
                 <w:sz w:val="19"/>
               </w:rPr>
-              <w:t>Topic 1 (continued) — AI agents: the four components (model, memory, tools, instructions), popular LLM providers, model parameters and temperature, instruction design with worked examples, and MCP. Slides 47–56</w:t>
-            </w:r>
-          </w:p>
-        </w:tc>
-      </w:tr>
-      <w:tr>
-        <w:tc>
-          <w:tcPr>
-            <w:tcW w:type="dxa" w:w="1440"/>
-            <w:shd w:val="clear" w:color="auto" w:fill="E8F0FE"/>
-          </w:tcPr>
-          <w:p>
-            <w:r/>
-            <w:r>
-              <w:rPr>
-                <w:rFonts w:ascii="Arial" w:hAnsi="Arial"/>
-                <w:b/>
-                <w:sz w:val="19"/>
-              </w:rPr>
-              <w:t>14:45–15:45</w:t>
-            </w:r>
-          </w:p>
-        </w:tc>
-        <w:tc>
-          <w:tcPr>
-            <w:tcW w:type="dxa" w:w="1152"/>
-            <w:shd w:val="clear" w:color="auto" w:fill="E8F0FE"/>
-          </w:tcPr>
-          <w:p>
-            <w:r/>
-            <w:r>
-              <w:rPr>
-                <w:rFonts w:ascii="Arial" w:hAnsi="Arial"/>
-                <w:b w:val="0"/>
-                <w:sz w:val="19"/>
-              </w:rPr>
-              <w:t>60 min</w:t>
-            </w:r>
-          </w:p>
-        </w:tc>
-        <w:tc>
-          <w:tcPr>
-            <w:tcW w:type="dxa" w:w="7056"/>
-            <w:shd w:val="clear" w:color="auto" w:fill="E8F0FE"/>
-          </w:tcPr>
-          <w:p>
-            <w:r/>
-            <w:r>
-              <w:rPr>
-                <w:rFonts w:ascii="Arial" w:hAnsi="Arial"/>
-                <w:b/>
-                <w:sz w:val="19"/>
-              </w:rPr>
-              <w:t>Topic 1 (continued) — Webhooks: the inbound URL, webhook vs HTTP Request, GET vs POST, Test vs Production URL, webhook configuration and structured output. Slides 57–64</w:t>
+              <w:t>Topic 1 (continued) — The building blocks of an AI agent, before Lab 2: the AI agent and its loop, the model (popular LLM providers, model parameters and temperature, claiming the free AI credits), tools and MCP, instructions with worked examples, memory, and structured output. Slides 57–69</w:t>
             </w:r>
           </w:p>
         </w:tc>
@@ -2090,7 +2203,7 @@
                 <w:b w:val="0"/>
                 <w:sz w:val="19"/>
               </w:rPr>
-              <w:t>15:45–16:00</w:t>
+              <w:t>15:15–15:30</w:t>
             </w:r>
           </w:p>
         </w:tc>
@@ -2133,6 +2246,24 @@
         <w:tc>
           <w:tcPr>
             <w:tcW w:type="dxa" w:w="1440"/>
+            <w:shd w:val="clear" w:color="auto" w:fill="E8F0FE"/>
+          </w:tcPr>
+          <w:p>
+            <w:r/>
+            <w:r>
+              <w:rPr>
+                <w:rFonts w:ascii="Arial" w:hAnsi="Arial"/>
+                <w:b/>
+                <w:sz w:val="19"/>
+              </w:rPr>
+              <w:t>15:30–16:15</w:t>
+            </w:r>
+          </w:p>
+        </w:tc>
+        <w:tc>
+          <w:tcPr>
+            <w:tcW w:type="dxa" w:w="1152"/>
+            <w:shd w:val="clear" w:color="auto" w:fill="E8F0FE"/>
           </w:tcPr>
           <w:p>
             <w:r/>
@@ -2142,39 +2273,24 @@
                 <w:b w:val="0"/>
                 <w:sz w:val="19"/>
               </w:rPr>
-              <w:t>16:00–17:00</w:t>
+              <w:t>45 min</w:t>
             </w:r>
           </w:p>
         </w:tc>
         <w:tc>
           <w:tcPr>
-            <w:tcW w:type="dxa" w:w="1152"/>
+            <w:tcW w:type="dxa" w:w="7056"/>
+            <w:shd w:val="clear" w:color="auto" w:fill="E8F0FE"/>
           </w:tcPr>
           <w:p>
             <w:r/>
             <w:r>
               <w:rPr>
                 <w:rFonts w:ascii="Arial" w:hAnsi="Arial"/>
-                <w:b w:val="0"/>
+                <w:b/>
                 <w:sz w:val="19"/>
               </w:rPr>
-              <w:t>60 min</w:t>
-            </w:r>
-          </w:p>
-        </w:tc>
-        <w:tc>
-          <w:tcPr>
-            <w:tcW w:type="dxa" w:w="7056"/>
-          </w:tcPr>
-          <w:p>
-            <w:r/>
-            <w:r>
-              <w:rPr>
-                <w:rFonts w:ascii="Arial" w:hAnsi="Arial"/>
-                <w:b w:val="0"/>
-                <w:sz w:val="19"/>
-              </w:rPr>
-              <w:t>Hands-on Lab 1 — n8n Trigger and Action (Event Flyer with QR Code). Slides 65–68</w:t>
+              <w:t>Topic 1 (continued) — Webhooks: the inbound URL, webhook vs HTTP Request, GET vs POST, Test vs Production URL and webhook configuration. Slides 70–76</w:t>
             </w:r>
           </w:p>
         </w:tc>
@@ -2192,7 +2308,7 @@
                 <w:b w:val="0"/>
                 <w:sz w:val="19"/>
               </w:rPr>
-              <w:t>17:00–18:15</w:t>
+              <w:t>16:15–18:15</w:t>
             </w:r>
           </w:p>
         </w:tc>
@@ -2208,7 +2324,7 @@
                 <w:b w:val="0"/>
                 <w:sz w:val="19"/>
               </w:rPr>
-              <w:t>75 min</w:t>
+              <w:t>120 min</w:t>
             </w:r>
           </w:p>
         </w:tc>
@@ -2224,7 +2340,7 @@
                 <w:b w:val="0"/>
                 <w:sz w:val="19"/>
               </w:rPr>
-              <w:t>Hands-on Lab 2 — Webhook and AI Agent (Marina Trust Bank Onboarding). Slides 69–71</w:t>
+              <w:t>Hands-on Lab 2 — Webhook and AI Agent (Marina Trust Bank Onboarding): how the webhook, agent, model, tools, instructions, memory and structured output fit together, then build and test the onboarding agent. Slides 77–81</w:t>
             </w:r>
           </w:p>
         </w:tc>
@@ -2436,7 +2552,7 @@
                 <w:b/>
                 <w:sz w:val="19"/>
               </w:rPr>
-              <w:t>9:45–11:00</w:t>
+              <w:t>9:45–10:30</w:t>
             </w:r>
           </w:p>
         </w:tc>
@@ -2453,7 +2569,7 @@
                 <w:b w:val="0"/>
                 <w:sz w:val="19"/>
               </w:rPr>
-              <w:t>75 min</w:t>
+              <w:t>45 min</w:t>
             </w:r>
           </w:p>
         </w:tc>
@@ -2470,7 +2586,57 @@
                 <w:b/>
                 <w:sz w:val="19"/>
               </w:rPr>
-              <w:t>Topic 2 — Agentic Chatbot and Human in the Loop: human in, on and out of the loop; how an approval suspends a running workflow; when a human belongs in the workflow; and guardrails. Slides 73–77</w:t>
+              <w:t>Topic 2 — Agentic Chatbot and Human in the Loop, before Lab 3: rule-based vs agentic workflows, designing a safe agentic chatbot, and a chatbot demo on Telegram — learners create a bot with BotFather /newbot, build an HR policy chatbot with n8n Assistant from one prompt, then connect, publish and chat with it. Slides 82–90</w:t>
+            </w:r>
+          </w:p>
+        </w:tc>
+      </w:tr>
+      <w:tr>
+        <w:tc>
+          <w:tcPr>
+            <w:tcW w:type="dxa" w:w="1440"/>
+          </w:tcPr>
+          <w:p>
+            <w:r/>
+            <w:r>
+              <w:rPr>
+                <w:rFonts w:ascii="Arial" w:hAnsi="Arial"/>
+                <w:b w:val="0"/>
+                <w:sz w:val="19"/>
+              </w:rPr>
+              <w:t>10:30–11:00</w:t>
+            </w:r>
+          </w:p>
+        </w:tc>
+        <w:tc>
+          <w:tcPr>
+            <w:tcW w:type="dxa" w:w="1152"/>
+          </w:tcPr>
+          <w:p>
+            <w:r/>
+            <w:r>
+              <w:rPr>
+                <w:rFonts w:ascii="Arial" w:hAnsi="Arial"/>
+                <w:b w:val="0"/>
+                <w:sz w:val="19"/>
+              </w:rPr>
+              <w:t>30 min</w:t>
+            </w:r>
+          </w:p>
+        </w:tc>
+        <w:tc>
+          <w:tcPr>
+            <w:tcW w:type="dxa" w:w="7056"/>
+          </w:tcPr>
+          <w:p>
+            <w:r/>
+            <w:r>
+              <w:rPr>
+                <w:rFonts w:ascii="Arial" w:hAnsi="Arial"/>
+                <w:b w:val="0"/>
+                <w:sz w:val="19"/>
+              </w:rPr>
+              <w:t>Hands-on Lab 3 — Chatbot Webhook (Investment Advisor): import the workflow, read the contact gate, the non-advisory rule and the FAQ, and deploy the chatbot behind the website. Slides 91–94</w:t>
             </w:r>
           </w:p>
         </w:tc>
@@ -2541,7 +2707,7 @@
                 <w:b w:val="0"/>
                 <w:sz w:val="19"/>
               </w:rPr>
-              <w:t>11:15–12:30</w:t>
+              <w:t>11:15–11:45</w:t>
             </w:r>
           </w:p>
         </w:tc>
@@ -2557,7 +2723,7 @@
                 <w:b w:val="0"/>
                 <w:sz w:val="19"/>
               </w:rPr>
-              <w:t>75 min</w:t>
+              <w:t>30 min</w:t>
             </w:r>
           </w:p>
         </w:tc>
@@ -2573,7 +2739,60 @@
                 <w:b w:val="0"/>
                 <w:sz w:val="19"/>
               </w:rPr>
-              <w:t>Hands-on Lab 3 — Chatbot Webhook (Investment Advisor): the contact gate and the four compliance probes. Slides 78–80</w:t>
+              <w:t>Hands-on Lab 3 — Chatbot Webhook (continued): test the contact gate and the four compliance probes, and debrief.</w:t>
+            </w:r>
+          </w:p>
+        </w:tc>
+      </w:tr>
+      <w:tr>
+        <w:tc>
+          <w:tcPr>
+            <w:tcW w:type="dxa" w:w="1440"/>
+            <w:shd w:val="clear" w:color="auto" w:fill="E8F0FE"/>
+          </w:tcPr>
+          <w:p>
+            <w:r/>
+            <w:r>
+              <w:rPr>
+                <w:rFonts w:ascii="Arial" w:hAnsi="Arial"/>
+                <w:b/>
+                <w:sz w:val="19"/>
+              </w:rPr>
+              <w:t>11:45–12:30</w:t>
+            </w:r>
+          </w:p>
+        </w:tc>
+        <w:tc>
+          <w:tcPr>
+            <w:tcW w:type="dxa" w:w="1152"/>
+            <w:shd w:val="clear" w:color="auto" w:fill="E8F0FE"/>
+          </w:tcPr>
+          <w:p>
+            <w:r/>
+            <w:r>
+              <w:rPr>
+                <w:rFonts w:ascii="Arial" w:hAnsi="Arial"/>
+                <w:b w:val="0"/>
+                <w:sz w:val="19"/>
+              </w:rPr>
+              <w:t>45 min</w:t>
+            </w:r>
+          </w:p>
+        </w:tc>
+        <w:tc>
+          <w:tcPr>
+            <w:tcW w:type="dxa" w:w="7056"/>
+            <w:shd w:val="clear" w:color="auto" w:fill="E8F0FE"/>
+          </w:tcPr>
+          <w:p>
+            <w:r/>
+            <w:r>
+              <w:rPr>
+                <w:rFonts w:ascii="Arial" w:hAnsi="Arial"/>
+                <w:b/>
+                <w:sz w:val="19"/>
+              </w:rPr>
+              <w:t>Topic 2 (continued) — Human in the loop and guardrails, before Lab 4: human in, on and out of the loop; how an approval suspends a running workflow; when a human belongs in the workflow; and guardrails. Slides 95–98</w:t>
             </w:r>
           </w:p>
         </w:tc>
@@ -2676,7 +2895,7 @@
                 <w:b w:val="0"/>
                 <w:sz w:val="19"/>
               </w:rPr>
-              <w:t>Hands-on Lab 4 — Human in the Loop (Client Rapport Assistant): the approve and decline paths. Slides 81–83</w:t>
+              <w:t>Hands-on Lab 4 — Human in the Loop (Client Rapport Assistant): the approve and decline paths. Slides 99–101</w:t>
             </w:r>
           </w:p>
         </w:tc>
@@ -2782,7 +3001,7 @@
                 <w:b/>
                 <w:sz w:val="19"/>
               </w:rPr>
-              <w:t>Topic 3 — Retrieval-Augmented Generation: why retrieval rather than a bigger prompt, the RAG pipeline, tokenization and embeddings, chunking, vector stores and grounding. Slides 85–93</w:t>
+              <w:t>Topic 3 — Retrieval-Augmented Generation: why retrieval rather than a bigger prompt, the RAG pipeline, tokenization and embeddings, chunking, vector stores and grounding. Slides 103–111</w:t>
             </w:r>
           </w:p>
         </w:tc>
@@ -2832,7 +3051,7 @@
                 <w:b w:val="0"/>
                 <w:sz w:val="19"/>
               </w:rPr>
-              <w:t>Hands-on Lab 5 — RAG Customer Care Chatbot (Cook &amp; Bake Academy): ingestion and the grounded chatbot. Slides 94–97</w:t>
+              <w:t>Hands-on Lab 5 — RAG Customer Care Chatbot (Cook &amp; Bake Academy): ingestion and the grounded chatbot. Slides 112–115</w:t>
             </w:r>
           </w:p>
         </w:tc>
@@ -2885,7 +3104,7 @@
                 <w:b w:val="0"/>
                 <w:sz w:val="19"/>
               </w:rPr>
-              <w:t>Course recap, taking it back to work, Q&amp;A. Slides 98–100</w:t>
+              <w:t>Course recap, taking it back to work, Q&amp;A. Slides 116–118</w:t>
             </w:r>
           </w:p>
         </w:tc>
@@ -3226,7 +3445,7 @@
                 <w:b w:val="0"/>
                 <w:sz w:val="19"/>
               </w:rPr>
-              <w:t>Slides 20–72</w:t>
+              <w:t>Slides 20–81</w:t>
             </w:r>
           </w:p>
         </w:tc>
@@ -3294,7 +3513,7 @@
                 <w:b w:val="0"/>
                 <w:sz w:val="19"/>
               </w:rPr>
-              <w:t>Slides 73–84</w:t>
+              <w:t>Slides 82–102</w:t>
             </w:r>
           </w:p>
         </w:tc>
@@ -3362,7 +3581,7 @@
                 <w:b w:val="0"/>
                 <w:sz w:val="19"/>
               </w:rPr>
-              <w:t>Slides 85–97</w:t>
+              <w:t>Slides 103–115</w:t>
             </w:r>
           </w:p>
         </w:tc>

--- a/courseware/LP-Agentic AI for Business Process Automation.docx
+++ b/courseware/LP-Agentic AI for Business Process Automation.docx
@@ -218,7 +218,7 @@
           <w:color w:val="1F6FEB"/>
           <w:sz w:val="24"/>
         </w:rPr>
-        <w:t>Version 2.3</w:t>
+        <w:t>Version 2.5</w:t>
       </w:r>
     </w:p>
     <w:p>
@@ -728,6 +728,122 @@
           </w:p>
         </w:tc>
       </w:tr>
+      <w:tr>
+        <w:tc>
+          <w:tcPr>
+            <w:tcW w:type="dxa" w:w="2160"/>
+          </w:tcPr>
+          <w:p>
+            <w:r/>
+            <w:r>
+              <w:rPr>
+                <w:sz w:val="19"/>
+              </w:rPr>
+              <w:t>2.4</w:t>
+            </w:r>
+          </w:p>
+        </w:tc>
+        <w:tc>
+          <w:tcPr>
+            <w:tcW w:type="dxa" w:w="2160"/>
+          </w:tcPr>
+          <w:p>
+            <w:r/>
+            <w:r>
+              <w:rPr>
+                <w:sz w:val="19"/>
+              </w:rPr>
+              <w:t>16 October 2026</w:t>
+            </w:r>
+          </w:p>
+        </w:tc>
+        <w:tc>
+          <w:tcPr>
+            <w:tcW w:type="dxa" w:w="2160"/>
+          </w:tcPr>
+          <w:p>
+            <w:r/>
+            <w:r>
+              <w:rPr>
+                <w:sz w:val="19"/>
+              </w:rPr>
+              <w:t>Real n8n screenshots added and explained: the Lab 4 approval workflow and the Lab 4 website with its lab configuration panel; n8n's Guardrails node (an input check and an output sanitiser) after the guardrails concept; a GET webhook example that publishes a recipe page, in the webhooks block before Lab 2; and the Build with AI start screen in the Telegram chatbot demo. PDFs made compatible with Microsoft Edge (the theme shadow LibreOffice exported as masked bitmaps is removed). Lab websites now say Published instead of the retired Active toggle.</w:t>
+            </w:r>
+          </w:p>
+        </w:tc>
+        <w:tc>
+          <w:tcPr>
+            <w:tcW w:type="dxa" w:w="2160"/>
+          </w:tcPr>
+          <w:p>
+            <w:r/>
+            <w:r>
+              <w:rPr>
+                <w:sz w:val="19"/>
+              </w:rPr>
+              <w:t>Dr. Alfred Ang</w:t>
+            </w:r>
+          </w:p>
+        </w:tc>
+      </w:tr>
+      <w:tr>
+        <w:tc>
+          <w:tcPr>
+            <w:tcW w:type="dxa" w:w="2160"/>
+          </w:tcPr>
+          <w:p>
+            <w:r/>
+            <w:r>
+              <w:rPr>
+                <w:sz w:val="19"/>
+              </w:rPr>
+              <w:t>2.5</w:t>
+            </w:r>
+          </w:p>
+        </w:tc>
+        <w:tc>
+          <w:tcPr>
+            <w:tcW w:type="dxa" w:w="2160"/>
+          </w:tcPr>
+          <w:p>
+            <w:r/>
+            <w:r>
+              <w:rPr>
+                <w:sz w:val="19"/>
+              </w:rPr>
+              <w:t>17 October 2026</w:t>
+            </w:r>
+          </w:p>
+        </w:tc>
+        <w:tc>
+          <w:tcPr>
+            <w:tcW w:type="dxa" w:w="2160"/>
+          </w:tcPr>
+          <w:p>
+            <w:r/>
+            <w:r>
+              <w:rPr>
+                <w:sz w:val="19"/>
+              </w:rPr>
+              <w:t>Real n8n screenshots added and explained for Lab 5: the ingestion workflow (fetch the brochures, split and embed, insert into the vector store) directly after the ingestion workflow slide, the answering workflow (webhook, agent and model, retrieval tool) directly after the answering workflow slide, and a live Course Assistant conversation showing a misspelt question still retrieving the right brochures, fees quoted from the brochure, and the assistant admitting a gap instead of inventing a fee. Notes that the ingestion and answering workflows must use the same embedding model and memory key whichever provider is used. Slide references updated.</w:t>
+            </w:r>
+          </w:p>
+        </w:tc>
+        <w:tc>
+          <w:tcPr>
+            <w:tcW w:type="dxa" w:w="2160"/>
+          </w:tcPr>
+          <w:p>
+            <w:r/>
+            <w:r>
+              <w:rPr>
+                <w:sz w:val="19"/>
+              </w:rPr>
+              <w:t>Dr. Alfred Ang</w:t>
+            </w:r>
+          </w:p>
+        </w:tc>
+      </w:tr>
     </w:tbl>
     <w:p>
       <w:pPr>
@@ -764,7 +880,7 @@
         </w:rPr>
         <w:t>Course Information</w:t>
         <w:tab/>
-        <w:t>6</w:t>
+        <w:t>7</w:t>
       </w:r>
     </w:p>
     <w:p>
@@ -783,7 +899,7 @@
         </w:rPr>
         <w:t>Learning Outcomes</w:t>
         <w:tab/>
-        <w:t>6</w:t>
+        <w:t>7</w:t>
       </w:r>
     </w:p>
     <w:p>
@@ -802,7 +918,7 @@
         </w:rPr>
         <w:t>Skills Framework Alignment</w:t>
         <w:tab/>
-        <w:t>6</w:t>
+        <w:t>7</w:t>
       </w:r>
     </w:p>
     <w:p>
@@ -821,7 +937,7 @@
         </w:rPr>
         <w:t>Assessment</w:t>
         <w:tab/>
-        <w:t>6</w:t>
+        <w:t>7</w:t>
       </w:r>
     </w:p>
     <w:p>
@@ -840,7 +956,7 @@
         </w:rPr>
         <w:t>Course Schedule</w:t>
         <w:tab/>
-        <w:t>7</w:t>
+        <w:t>8</w:t>
       </w:r>
     </w:p>
     <w:p>
@@ -860,7 +976,7 @@
         </w:rPr>
         <w:t>Day 1 — n8n, AI Agents and Agentic Chatbots</w:t>
         <w:tab/>
-        <w:t>7</w:t>
+        <w:t>8</w:t>
       </w:r>
     </w:p>
     <w:p>
@@ -880,7 +996,7 @@
         </w:rPr>
         <w:t>Day 2 — Human in the Loop, RAG and Assessment</w:t>
         <w:tab/>
-        <w:t>8</w:t>
+        <w:t>9</w:t>
       </w:r>
     </w:p>
     <w:p>
@@ -899,7 +1015,7 @@
         </w:rPr>
         <w:t>Lab Reference (aligned to topics and learning outcomes)</w:t>
         <w:tab/>
-        <w:t>10</w:t>
+        <w:t>11</w:t>
       </w:r>
     </w:p>
     <w:p>
@@ -2290,7 +2406,7 @@
                 <w:b/>
                 <w:sz w:val="19"/>
               </w:rPr>
-              <w:t>Topic 1 (continued) — Webhooks: the inbound URL, webhook vs HTTP Request, GET vs POST, Test vs Production URL and webhook configuration. Slides 70–76</w:t>
+              <w:t>Topic 1 (continued) — Webhooks: the inbound URL, webhook vs HTTP Request, GET vs POST, Test vs Production URL and webhook configuration. Slides 70–77</w:t>
             </w:r>
           </w:p>
         </w:tc>
@@ -2340,7 +2456,7 @@
                 <w:b w:val="0"/>
                 <w:sz w:val="19"/>
               </w:rPr>
-              <w:t>Hands-on Lab 2 — Webhook and AI Agent (Marina Trust Bank Onboarding): how the webhook, agent, model, tools, instructions, memory and structured output fit together, then build and test the onboarding agent. Slides 77–81</w:t>
+              <w:t>Hands-on Lab 2 — Webhook and AI Agent (Marina Trust Bank Onboarding): how the webhook, agent, model, tools, instructions, memory and structured output fit together, then build and test the onboarding agent. Slides 78–82</w:t>
             </w:r>
           </w:p>
         </w:tc>
@@ -2586,7 +2702,7 @@
                 <w:b/>
                 <w:sz w:val="19"/>
               </w:rPr>
-              <w:t>Topic 2 — Agentic Chatbot and Human in the Loop, before Lab 3: rule-based vs agentic workflows, designing a safe agentic chatbot, and a chatbot demo on Telegram — learners create a bot with BotFather /newbot, build an HR policy chatbot with n8n Assistant from one prompt, then connect, publish and chat with it. Slides 82–90</w:t>
+              <w:t>Topic 2 — Agentic Chatbot and Human in the Loop, before Lab 3: rule-based vs agentic workflows, designing a safe agentic chatbot, and a chatbot demo on Telegram — learners create a bot with BotFather /newbot, build an HR policy chatbot with n8n Assistant from one prompt, then connect, publish and chat with it. Slides 83–92</w:t>
             </w:r>
           </w:p>
         </w:tc>
@@ -2636,7 +2752,7 @@
                 <w:b w:val="0"/>
                 <w:sz w:val="19"/>
               </w:rPr>
-              <w:t>Hands-on Lab 3 — Chatbot Webhook (Investment Advisor): import the workflow, read the contact gate, the non-advisory rule and the FAQ, and deploy the chatbot behind the website. Slides 91–94</w:t>
+              <w:t>Hands-on Lab 3 — Chatbot Webhook (Investment Advisor): import the workflow, read the contact gate, the non-advisory rule and the FAQ, and deploy the chatbot behind the website. Slides 93–96</w:t>
             </w:r>
           </w:p>
         </w:tc>
@@ -2792,7 +2908,7 @@
                 <w:b/>
                 <w:sz w:val="19"/>
               </w:rPr>
-              <w:t>Topic 2 (continued) — Human in the loop and guardrails, before Lab 4: human in, on and out of the loop; how an approval suspends a running workflow; when a human belongs in the workflow; and guardrails. Slides 95–98</w:t>
+              <w:t>Topic 2 (continued) — Human in the loop and guardrails, before Lab 4: human in, on and out of the loop; how an approval suspends a running workflow; when a human belongs in the workflow; and guardrails. Slides 97–101</w:t>
             </w:r>
           </w:p>
         </w:tc>
@@ -2895,7 +3011,7 @@
                 <w:b w:val="0"/>
                 <w:sz w:val="19"/>
               </w:rPr>
-              <w:t>Hands-on Lab 4 — Human in the Loop (Client Rapport Assistant): the approve and decline paths. Slides 99–101</w:t>
+              <w:t>Hands-on Lab 4 — Human in the Loop (Client Rapport Assistant): the approve and decline paths. Slides 102–106</w:t>
             </w:r>
           </w:p>
         </w:tc>
@@ -3001,7 +3117,7 @@
                 <w:b/>
                 <w:sz w:val="19"/>
               </w:rPr>
-              <w:t>Topic 3 — Retrieval-Augmented Generation: why retrieval rather than a bigger prompt, the RAG pipeline, tokenization and embeddings, chunking, vector stores and grounding. Slides 103–111</w:t>
+              <w:t>Topic 3 — Retrieval-Augmented Generation: why retrieval rather than a bigger prompt, the RAG pipeline, tokenization and embeddings, chunking, vector stores and grounding. Slides 108–116</w:t>
             </w:r>
           </w:p>
         </w:tc>
@@ -3051,7 +3167,7 @@
                 <w:b w:val="0"/>
                 <w:sz w:val="19"/>
               </w:rPr>
-              <w:t>Hands-on Lab 5 — RAG Customer Care Chatbot (Cook &amp; Bake Academy): ingestion and the grounded chatbot. Slides 112–115</w:t>
+              <w:t>Hands-on Lab 5 — RAG Customer Care Chatbot (Cook &amp; Bake Academy): ingestion and the grounded chatbot. Slides 117–123</w:t>
             </w:r>
           </w:p>
         </w:tc>
@@ -3104,7 +3220,7 @@
                 <w:b w:val="0"/>
                 <w:sz w:val="19"/>
               </w:rPr>
-              <w:t>Course recap, taking it back to work, Q&amp;A. Slides 116–118</w:t>
+              <w:t>Course recap, taking it back to work, Q&amp;A. Slides 124–126</w:t>
             </w:r>
           </w:p>
         </w:tc>
@@ -3445,7 +3561,7 @@
                 <w:b w:val="0"/>
                 <w:sz w:val="19"/>
               </w:rPr>
-              <w:t>Slides 20–81</w:t>
+              <w:t>Slides 20–82</w:t>
             </w:r>
           </w:p>
         </w:tc>
@@ -3513,7 +3629,7 @@
                 <w:b w:val="0"/>
                 <w:sz w:val="19"/>
               </w:rPr>
-              <w:t>Slides 82–102</w:t>
+              <w:t>Slides 83–107</w:t>
             </w:r>
           </w:p>
         </w:tc>
@@ -3581,7 +3697,7 @@
                 <w:b w:val="0"/>
                 <w:sz w:val="19"/>
               </w:rPr>
-              <w:t>Slides 103–115</w:t>
+              <w:t>Slides 108–123</w:t>
             </w:r>
           </w:p>
         </w:tc>
